--- a/lessons/6-5/downloads/reveal/6.5-session-1-practice-form-b.docx
+++ b/lessons/6-5/downloads/reveal/6.5-session-1-practice-form-b.docx
@@ -15,7 +15,7 @@
         <w:rPr>
           <w:rFonts w:ascii="Avenir Next" w:hAnsi="Avenir Next" w:cs="Avenir Next" w:eastAsia="Avenir Next"/>
           <w:color w:val="1A1A1A"/>
-          <w:sz w:val="20"/>
+          <w:sz w:val="22"/>
           <w:szCs w:val="20"/>
         </w:rPr>
         <w:t xml:space="preserve">Name</w:t>
@@ -33,7 +33,7 @@
         <w:rPr>
           <w:rFonts w:ascii="Avenir Next" w:hAnsi="Avenir Next" w:cs="Avenir Next" w:eastAsia="Avenir Next"/>
           <w:color w:val="1A1A1A"/>
-          <w:sz w:val="20"/>
+          <w:sz w:val="22"/>
           <w:szCs w:val="20"/>
         </w:rPr>
         <w:t xml:space="preserve">   Date</w:t>
@@ -51,7 +51,7 @@
         <w:rPr>
           <w:rFonts w:ascii="Avenir Next" w:hAnsi="Avenir Next" w:cs="Avenir Next" w:eastAsia="Avenir Next"/>
           <w:color w:val="1A1A1A"/>
-          <w:sz w:val="20"/>
+          <w:sz w:val="22"/>
           <w:szCs w:val="20"/>
         </w:rPr>
         <w:t xml:space="preserve">   Period</w:t>
@@ -78,7 +78,7 @@
           <w:caps/>
           <w:color w:val="003A70"/>
           <w:spacing w:val="12"/>
-          <w:sz w:val="19"/>
+          <w:sz w:val="22"/>
           <w:szCs w:val="19"/>
         </w:rPr>
         <w:t xml:space="preserve">Lesson 6-5  ·  Session 1  ·  Practice  ·  Form B</w:t>
@@ -86,6 +86,7 @@
     </w:p>
     <w:p>
       <w:pPr>
+        <w:pStyle w:val="Heading1"/>
         <w:keepNext/>
         <w:spacing w:before="0" w:after="10" w:line="240" w:lineRule="auto"/>
       </w:pPr>
@@ -111,7 +112,7 @@
         <w:rPr>
           <w:rFonts w:ascii="Avenir Next" w:hAnsi="Avenir Next" w:cs="Avenir Next" w:eastAsia="Avenir Next"/>
           <w:color w:val="5A5F66"/>
-          <w:sz w:val="17"/>
+          <w:sz w:val="22"/>
           <w:szCs w:val="17"/>
         </w:rPr>
         <w:t xml:space="preserve">Learning target — I can write an algebraic expression that uses a variable for an unknown amount.</w:t>
@@ -128,7 +129,7 @@
     </w:p>
     <w:p>
       <w:pPr>
-        <w:spacing w:before="0" w:after="0" w:line="60" w:lineRule="auto"/>
+        <w:spacing w:before="0" w:after="0" w:line="50" w:lineRule="exact"/>
       </w:pPr>
     </w:p>
     <w:tbl>
@@ -167,6 +168,7 @@
           </w:tcPr>
           <w:p>
             <w:pPr>
+              <w:pStyle w:val="Heading2"/>
               <w:spacing w:before="0" w:after="40" w:line="264" w:lineRule="auto"/>
             </w:pPr>
             <w:r>
@@ -194,25 +196,25 @@
                 <w:rFonts w:ascii="Avenir Next" w:hAnsi="Avenir Next" w:cs="Avenir Next" w:eastAsia="Avenir Next"/>
                 <w:b/>
                 <w:color w:val="003A70"/>
+                <w:sz w:val="22"/>
+                <w:szCs w:val="18"/>
+              </w:rPr>
+              <w:t xml:space="preserve">•</w:t>
+            </w:r>
+            <w:r>
+              <w:rPr>
+                <w:rFonts w:ascii="Avenir Next" w:hAnsi="Avenir Next" w:cs="Avenir Next" w:eastAsia="Avenir Next"/>
+                <w:color w:val="1A1A1A"/>
                 <w:sz w:val="18"/>
                 <w:szCs w:val="18"/>
               </w:rPr>
-              <w:t xml:space="preserve">•</w:t>
-            </w:r>
-            <w:r>
-              <w:rPr>
-                <w:rFonts w:ascii="Avenir Next" w:hAnsi="Avenir Next" w:cs="Avenir Next" w:eastAsia="Avenir Next"/>
-                <w:color w:val="1A1A1A"/>
-                <w:sz w:val="18"/>
-                <w:szCs w:val="18"/>
-              </w:rPr>
               <w:tab/>
             </w:r>
             <w:r>
               <w:rPr>
                 <w:rFonts w:ascii="Avenir Next" w:hAnsi="Avenir Next" w:cs="Avenir Next" w:eastAsia="Avenir Next"/>
                 <w:color w:val="1A1A1A"/>
-                <w:sz w:val="18"/>
+                <w:sz w:val="22"/>
                 <w:szCs w:val="18"/>
               </w:rPr>
               <w:t xml:space="preserve">A </w:t>
@@ -222,7 +224,7 @@
                 <w:rFonts w:ascii="Avenir Next" w:hAnsi="Avenir Next" w:cs="Avenir Next" w:eastAsia="Avenir Next"/>
                 <w:b/>
                 <w:color w:val="1A1A1A"/>
-                <w:sz w:val="18"/>
+                <w:sz w:val="22"/>
                 <w:szCs w:val="18"/>
               </w:rPr>
               <w:t xml:space="preserve">variable</w:t>
@@ -231,7 +233,7 @@
               <w:rPr>
                 <w:rFonts w:ascii="Avenir Next" w:hAnsi="Avenir Next" w:cs="Avenir Next" w:eastAsia="Avenir Next"/>
                 <w:color w:val="1A1A1A"/>
-                <w:sz w:val="18"/>
+                <w:sz w:val="22"/>
                 <w:szCs w:val="18"/>
               </w:rPr>
               <w:t xml:space="preserve"> is a letter for an unknown amount. 5</w:t>
@@ -241,7 +243,7 @@
                 <w:rFonts w:ascii="Avenir Next" w:hAnsi="Avenir Next" w:cs="Avenir Next" w:eastAsia="Avenir Next"/>
                 <w:i/>
                 <w:color w:val="1A1A1A"/>
-                <w:sz w:val="18"/>
+                <w:sz w:val="22"/>
                 <w:szCs w:val="18"/>
               </w:rPr>
               <w:t xml:space="preserve">n</w:t>
@@ -250,7 +252,7 @@
               <w:rPr>
                 <w:rFonts w:ascii="Avenir Next" w:hAnsi="Avenir Next" w:cs="Avenir Next" w:eastAsia="Avenir Next"/>
                 <w:color w:val="1A1A1A"/>
-                <w:sz w:val="18"/>
+                <w:sz w:val="22"/>
                 <w:szCs w:val="18"/>
               </w:rPr>
               <w:t xml:space="preserve"> means 5 × </w:t>
@@ -260,7 +262,7 @@
                 <w:rFonts w:ascii="Avenir Next" w:hAnsi="Avenir Next" w:cs="Avenir Next" w:eastAsia="Avenir Next"/>
                 <w:i/>
                 <w:color w:val="1A1A1A"/>
-                <w:sz w:val="18"/>
+                <w:sz w:val="22"/>
                 <w:szCs w:val="18"/>
               </w:rPr>
               <w:t xml:space="preserve">n</w:t>
@@ -269,7 +271,7 @@
               <w:rPr>
                 <w:rFonts w:ascii="Avenir Next" w:hAnsi="Avenir Next" w:cs="Avenir Next" w:eastAsia="Avenir Next"/>
                 <w:color w:val="1A1A1A"/>
-                <w:sz w:val="18"/>
+                <w:sz w:val="22"/>
                 <w:szCs w:val="18"/>
               </w:rPr>
               <w:t xml:space="preserve">.</w:t>
@@ -288,25 +290,25 @@
                 <w:rFonts w:ascii="Avenir Next" w:hAnsi="Avenir Next" w:cs="Avenir Next" w:eastAsia="Avenir Next"/>
                 <w:b/>
                 <w:color w:val="003A70"/>
+                <w:sz w:val="22"/>
+                <w:szCs w:val="18"/>
+              </w:rPr>
+              <w:t xml:space="preserve">•</w:t>
+            </w:r>
+            <w:r>
+              <w:rPr>
+                <w:rFonts w:ascii="Avenir Next" w:hAnsi="Avenir Next" w:cs="Avenir Next" w:eastAsia="Avenir Next"/>
+                <w:color w:val="1A1A1A"/>
                 <w:sz w:val="18"/>
                 <w:szCs w:val="18"/>
               </w:rPr>
-              <w:t xml:space="preserve">•</w:t>
-            </w:r>
-            <w:r>
-              <w:rPr>
-                <w:rFonts w:ascii="Avenir Next" w:hAnsi="Avenir Next" w:cs="Avenir Next" w:eastAsia="Avenir Next"/>
-                <w:color w:val="1A1A1A"/>
-                <w:sz w:val="18"/>
-                <w:szCs w:val="18"/>
-              </w:rPr>
               <w:tab/>
             </w:r>
             <w:r>
               <w:rPr>
                 <w:rFonts w:ascii="Avenir Next" w:hAnsi="Avenir Next" w:cs="Avenir Next" w:eastAsia="Avenir Next"/>
                 <w:color w:val="1A1A1A"/>
-                <w:sz w:val="18"/>
+                <w:sz w:val="22"/>
                 <w:szCs w:val="18"/>
               </w:rPr>
               <w:t xml:space="preserve">In 5</w:t>
@@ -316,7 +318,7 @@
                 <w:rFonts w:ascii="Avenir Next" w:hAnsi="Avenir Next" w:cs="Avenir Next" w:eastAsia="Avenir Next"/>
                 <w:i/>
                 <w:color w:val="1A1A1A"/>
-                <w:sz w:val="18"/>
+                <w:sz w:val="22"/>
                 <w:szCs w:val="18"/>
               </w:rPr>
               <w:t xml:space="preserve">n</w:t>
@@ -325,7 +327,7 @@
               <w:rPr>
                 <w:rFonts w:ascii="Avenir Next" w:hAnsi="Avenir Next" w:cs="Avenir Next" w:eastAsia="Avenir Next"/>
                 <w:color w:val="1A1A1A"/>
-                <w:sz w:val="18"/>
+                <w:sz w:val="22"/>
                 <w:szCs w:val="18"/>
               </w:rPr>
               <w:t xml:space="preserve"> + 12, 5 is the </w:t>
@@ -335,7 +337,7 @@
                 <w:rFonts w:ascii="Avenir Next" w:hAnsi="Avenir Next" w:cs="Avenir Next" w:eastAsia="Avenir Next"/>
                 <w:b/>
                 <w:color w:val="1A1A1A"/>
-                <w:sz w:val="18"/>
+                <w:sz w:val="22"/>
                 <w:szCs w:val="18"/>
               </w:rPr>
               <w:t xml:space="preserve">coefficient</w:t>
@@ -344,7 +346,7 @@
               <w:rPr>
                 <w:rFonts w:ascii="Avenir Next" w:hAnsi="Avenir Next" w:cs="Avenir Next" w:eastAsia="Avenir Next"/>
                 <w:color w:val="1A1A1A"/>
-                <w:sz w:val="18"/>
+                <w:sz w:val="22"/>
                 <w:szCs w:val="18"/>
               </w:rPr>
               <w:t xml:space="preserve"> and 12 is the </w:t>
@@ -354,7 +356,7 @@
                 <w:rFonts w:ascii="Avenir Next" w:hAnsi="Avenir Next" w:cs="Avenir Next" w:eastAsia="Avenir Next"/>
                 <w:b/>
                 <w:color w:val="1A1A1A"/>
-                <w:sz w:val="18"/>
+                <w:sz w:val="22"/>
                 <w:szCs w:val="18"/>
               </w:rPr>
               <w:t xml:space="preserve">constant</w:t>
@@ -363,7 +365,7 @@
               <w:rPr>
                 <w:rFonts w:ascii="Avenir Next" w:hAnsi="Avenir Next" w:cs="Avenir Next" w:eastAsia="Avenir Next"/>
                 <w:color w:val="1A1A1A"/>
-                <w:sz w:val="18"/>
+                <w:sz w:val="22"/>
                 <w:szCs w:val="18"/>
               </w:rPr>
               <w:t xml:space="preserve">.</w:t>
@@ -382,25 +384,25 @@
                 <w:rFonts w:ascii="Avenir Next" w:hAnsi="Avenir Next" w:cs="Avenir Next" w:eastAsia="Avenir Next"/>
                 <w:b/>
                 <w:color w:val="003A70"/>
+                <w:sz w:val="22"/>
+                <w:szCs w:val="18"/>
+              </w:rPr>
+              <w:t xml:space="preserve">•</w:t>
+            </w:r>
+            <w:r>
+              <w:rPr>
+                <w:rFonts w:ascii="Avenir Next" w:hAnsi="Avenir Next" w:cs="Avenir Next" w:eastAsia="Avenir Next"/>
+                <w:color w:val="1A1A1A"/>
                 <w:sz w:val="18"/>
                 <w:szCs w:val="18"/>
               </w:rPr>
-              <w:t xml:space="preserve">•</w:t>
-            </w:r>
-            <w:r>
-              <w:rPr>
-                <w:rFonts w:ascii="Avenir Next" w:hAnsi="Avenir Next" w:cs="Avenir Next" w:eastAsia="Avenir Next"/>
-                <w:color w:val="1A1A1A"/>
-                <w:sz w:val="18"/>
-                <w:szCs w:val="18"/>
-              </w:rPr>
               <w:tab/>
             </w:r>
             <w:r>
               <w:rPr>
                 <w:rFonts w:ascii="Avenir Next" w:hAnsi="Avenir Next" w:cs="Avenir Next" w:eastAsia="Avenir Next"/>
                 <w:color w:val="1A1A1A"/>
-                <w:sz w:val="18"/>
+                <w:sz w:val="22"/>
                 <w:szCs w:val="18"/>
               </w:rPr>
               <w:t xml:space="preserve">An amount that </w:t>
@@ -410,7 +412,7 @@
                 <w:rFonts w:ascii="Avenir Next" w:hAnsi="Avenir Next" w:cs="Avenir Next" w:eastAsia="Avenir Next"/>
                 <w:b/>
                 <w:color w:val="1A1A1A"/>
-                <w:sz w:val="18"/>
+                <w:sz w:val="22"/>
                 <w:szCs w:val="18"/>
               </w:rPr>
               <w:t xml:space="preserve">repeats</w:t>
@@ -419,7 +421,7 @@
               <w:rPr>
                 <w:rFonts w:ascii="Avenir Next" w:hAnsi="Avenir Next" w:cs="Avenir Next" w:eastAsia="Avenir Next"/>
                 <w:color w:val="1A1A1A"/>
-                <w:sz w:val="18"/>
+                <w:sz w:val="22"/>
                 <w:szCs w:val="18"/>
               </w:rPr>
               <w:t xml:space="preserve"> goes with the variable. “4 less than </w:t>
@@ -429,7 +431,7 @@
                 <w:rFonts w:ascii="Avenir Next" w:hAnsi="Avenir Next" w:cs="Avenir Next" w:eastAsia="Avenir Next"/>
                 <w:i/>
                 <w:color w:val="1A1A1A"/>
-                <w:sz w:val="18"/>
+                <w:sz w:val="22"/>
                 <w:szCs w:val="18"/>
               </w:rPr>
               <w:t xml:space="preserve">x</w:t>
@@ -438,7 +440,7 @@
               <w:rPr>
                 <w:rFonts w:ascii="Avenir Next" w:hAnsi="Avenir Next" w:cs="Avenir Next" w:eastAsia="Avenir Next"/>
                 <w:color w:val="1A1A1A"/>
-                <w:sz w:val="18"/>
+                <w:sz w:val="22"/>
                 <w:szCs w:val="18"/>
               </w:rPr>
               <w:t xml:space="preserve">” is </w:t>
@@ -448,7 +450,7 @@
                 <w:rFonts w:ascii="Avenir Next" w:hAnsi="Avenir Next" w:cs="Avenir Next" w:eastAsia="Avenir Next"/>
                 <w:i/>
                 <w:color w:val="1A1A1A"/>
-                <w:sz w:val="18"/>
+                <w:sz w:val="22"/>
                 <w:szCs w:val="18"/>
               </w:rPr>
               <w:t xml:space="preserve">x</w:t>
@@ -457,7 +459,7 @@
               <w:rPr>
                 <w:rFonts w:ascii="Avenir Next" w:hAnsi="Avenir Next" w:cs="Avenir Next" w:eastAsia="Avenir Next"/>
                 <w:color w:val="1A1A1A"/>
-                <w:sz w:val="18"/>
+                <w:sz w:val="22"/>
                 <w:szCs w:val="18"/>
               </w:rPr>
               <w:t xml:space="preserve"> − 4.</w:t>
@@ -472,6 +474,7 @@
           </w:tcPr>
           <w:p>
             <w:pPr>
+              <w:pStyle w:val="Heading2"/>
               <w:spacing w:before="0" w:after="40" w:line="264" w:lineRule="auto"/>
             </w:pPr>
             <w:r>
@@ -494,7 +497,7 @@
               <w:rPr>
                 <w:rFonts w:ascii="Avenir Next" w:hAnsi="Avenir Next" w:cs="Avenir Next" w:eastAsia="Avenir Next"/>
                 <w:color w:val="1A1A1A"/>
-                <w:sz w:val="17"/>
+                <w:sz w:val="22"/>
                 <w:szCs w:val="17"/>
               </w:rPr>
               <w:t xml:space="preserve">A taxi charges $3 to start plus $2 for each mile. Write an expression for the fare for </w:t>
@@ -504,7 +507,7 @@
                 <w:rFonts w:ascii="Avenir Next" w:hAnsi="Avenir Next" w:cs="Avenir Next" w:eastAsia="Avenir Next"/>
                 <w:i/>
                 <w:color w:val="1A1A1A"/>
-                <w:sz w:val="17"/>
+                <w:sz w:val="22"/>
                 <w:szCs w:val="17"/>
               </w:rPr>
               <w:t xml:space="preserve">m</w:t>
@@ -513,7 +516,7 @@
               <w:rPr>
                 <w:rFonts w:ascii="Avenir Next" w:hAnsi="Avenir Next" w:cs="Avenir Next" w:eastAsia="Avenir Next"/>
                 <w:color w:val="1A1A1A"/>
-                <w:sz w:val="17"/>
+                <w:sz w:val="22"/>
                 <w:szCs w:val="17"/>
               </w:rPr>
               <w:t xml:space="preserve"> miles.</w:t>
@@ -532,44 +535,44 @@
                 <w:rFonts w:ascii="Avenir Next" w:hAnsi="Avenir Next" w:cs="Avenir Next" w:eastAsia="Avenir Next"/>
                 <w:b/>
                 <w:color w:val="003A70"/>
+                <w:sz w:val="22"/>
+                <w:szCs w:val="17"/>
+              </w:rPr>
+              <w:t xml:space="preserve">Step 1</w:t>
+            </w:r>
+            <w:r>
+              <w:rPr>
+                <w:rFonts w:ascii="Avenir Next" w:hAnsi="Avenir Next" w:cs="Avenir Next" w:eastAsia="Avenir Next"/>
+                <w:color w:val="1A1A1A"/>
                 <w:sz w:val="17"/>
                 <w:szCs w:val="17"/>
               </w:rPr>
-              <w:t xml:space="preserve">Step 1</w:t>
-            </w:r>
-            <w:r>
-              <w:rPr>
-                <w:rFonts w:ascii="Avenir Next" w:hAnsi="Avenir Next" w:cs="Avenir Next" w:eastAsia="Avenir Next"/>
-                <w:color w:val="1A1A1A"/>
-                <w:sz w:val="17"/>
+              <w:tab/>
+            </w:r>
+            <w:r>
+              <w:rPr>
+                <w:rFonts w:ascii="Avenir Next" w:hAnsi="Avenir Next" w:cs="Avenir Next" w:eastAsia="Avenir Next"/>
+                <w:color w:val="1A1A1A"/>
+                <w:sz w:val="22"/>
                 <w:szCs w:val="17"/>
               </w:rPr>
-              <w:tab/>
-            </w:r>
-            <w:r>
-              <w:rPr>
-                <w:rFonts w:ascii="Avenir Next" w:hAnsi="Avenir Next" w:cs="Avenir Next" w:eastAsia="Avenir Next"/>
-                <w:color w:val="1A1A1A"/>
-                <w:sz w:val="17"/>
+              <w:t xml:space="preserve">Let </w:t>
+            </w:r>
+            <w:r>
+              <w:rPr>
+                <w:rFonts w:ascii="Avenir Next" w:hAnsi="Avenir Next" w:cs="Avenir Next" w:eastAsia="Avenir Next"/>
+                <w:i/>
+                <w:color w:val="1A1A1A"/>
+                <w:sz w:val="22"/>
                 <w:szCs w:val="17"/>
               </w:rPr>
-              <w:t xml:space="preserve">Let </w:t>
-            </w:r>
-            <w:r>
-              <w:rPr>
-                <w:rFonts w:ascii="Avenir Next" w:hAnsi="Avenir Next" w:cs="Avenir Next" w:eastAsia="Avenir Next"/>
-                <w:i/>
-                <w:color w:val="1A1A1A"/>
-                <w:sz w:val="17"/>
-                <w:szCs w:val="17"/>
-              </w:rPr>
               <w:t xml:space="preserve">m</w:t>
             </w:r>
             <w:r>
               <w:rPr>
                 <w:rFonts w:ascii="Avenir Next" w:hAnsi="Avenir Next" w:cs="Avenir Next" w:eastAsia="Avenir Next"/>
                 <w:color w:val="1A1A1A"/>
-                <w:sz w:val="17"/>
+                <w:sz w:val="22"/>
                 <w:szCs w:val="17"/>
               </w:rPr>
               <w:t xml:space="preserve"> = the number of miles.</w:t>
@@ -588,44 +591,44 @@
                 <w:rFonts w:ascii="Avenir Next" w:hAnsi="Avenir Next" w:cs="Avenir Next" w:eastAsia="Avenir Next"/>
                 <w:b/>
                 <w:color w:val="003A70"/>
+                <w:sz w:val="22"/>
+                <w:szCs w:val="17"/>
+              </w:rPr>
+              <w:t xml:space="preserve">Step 2</w:t>
+            </w:r>
+            <w:r>
+              <w:rPr>
+                <w:rFonts w:ascii="Avenir Next" w:hAnsi="Avenir Next" w:cs="Avenir Next" w:eastAsia="Avenir Next"/>
+                <w:color w:val="1A1A1A"/>
                 <w:sz w:val="17"/>
                 <w:szCs w:val="17"/>
               </w:rPr>
-              <w:t xml:space="preserve">Step 2</w:t>
-            </w:r>
-            <w:r>
-              <w:rPr>
-                <w:rFonts w:ascii="Avenir Next" w:hAnsi="Avenir Next" w:cs="Avenir Next" w:eastAsia="Avenir Next"/>
-                <w:color w:val="1A1A1A"/>
-                <w:sz w:val="17"/>
+              <w:tab/>
+            </w:r>
+            <w:r>
+              <w:rPr>
+                <w:rFonts w:ascii="Avenir Next" w:hAnsi="Avenir Next" w:cs="Avenir Next" w:eastAsia="Avenir Next"/>
+                <w:color w:val="1A1A1A"/>
+                <w:sz w:val="22"/>
                 <w:szCs w:val="17"/>
               </w:rPr>
-              <w:tab/>
-            </w:r>
-            <w:r>
-              <w:rPr>
-                <w:rFonts w:ascii="Avenir Next" w:hAnsi="Avenir Next" w:cs="Avenir Next" w:eastAsia="Avenir Next"/>
-                <w:color w:val="1A1A1A"/>
-                <w:sz w:val="17"/>
+              <w:t xml:space="preserve">$2 repeats each mile: 2</w:t>
+            </w:r>
+            <w:r>
+              <w:rPr>
+                <w:rFonts w:ascii="Avenir Next" w:hAnsi="Avenir Next" w:cs="Avenir Next" w:eastAsia="Avenir Next"/>
+                <w:i/>
+                <w:color w:val="1A1A1A"/>
+                <w:sz w:val="22"/>
                 <w:szCs w:val="17"/>
               </w:rPr>
-              <w:t xml:space="preserve">$2 repeats each mile: 2</w:t>
-            </w:r>
-            <w:r>
-              <w:rPr>
-                <w:rFonts w:ascii="Avenir Next" w:hAnsi="Avenir Next" w:cs="Avenir Next" w:eastAsia="Avenir Next"/>
-                <w:i/>
-                <w:color w:val="1A1A1A"/>
-                <w:sz w:val="17"/>
-                <w:szCs w:val="17"/>
-              </w:rPr>
               <w:t xml:space="preserve">m</w:t>
             </w:r>
             <w:r>
               <w:rPr>
                 <w:rFonts w:ascii="Avenir Next" w:hAnsi="Avenir Next" w:cs="Avenir Next" w:eastAsia="Avenir Next"/>
                 <w:color w:val="1A1A1A"/>
-                <w:sz w:val="17"/>
+                <w:sz w:val="22"/>
                 <w:szCs w:val="17"/>
               </w:rPr>
               <w:t xml:space="preserve">.</w:t>
@@ -644,44 +647,44 @@
                 <w:rFonts w:ascii="Avenir Next" w:hAnsi="Avenir Next" w:cs="Avenir Next" w:eastAsia="Avenir Next"/>
                 <w:b/>
                 <w:color w:val="003A70"/>
+                <w:sz w:val="22"/>
+                <w:szCs w:val="17"/>
+              </w:rPr>
+              <w:t xml:space="preserve">Step 3</w:t>
+            </w:r>
+            <w:r>
+              <w:rPr>
+                <w:rFonts w:ascii="Avenir Next" w:hAnsi="Avenir Next" w:cs="Avenir Next" w:eastAsia="Avenir Next"/>
+                <w:color w:val="1A1A1A"/>
                 <w:sz w:val="17"/>
                 <w:szCs w:val="17"/>
               </w:rPr>
-              <w:t xml:space="preserve">Step 3</w:t>
-            </w:r>
-            <w:r>
-              <w:rPr>
-                <w:rFonts w:ascii="Avenir Next" w:hAnsi="Avenir Next" w:cs="Avenir Next" w:eastAsia="Avenir Next"/>
-                <w:color w:val="1A1A1A"/>
-                <w:sz w:val="17"/>
+              <w:tab/>
+            </w:r>
+            <w:r>
+              <w:rPr>
+                <w:rFonts w:ascii="Avenir Next" w:hAnsi="Avenir Next" w:cs="Avenir Next" w:eastAsia="Avenir Next"/>
+                <w:color w:val="1A1A1A"/>
+                <w:sz w:val="22"/>
                 <w:szCs w:val="17"/>
               </w:rPr>
-              <w:tab/>
-            </w:r>
-            <w:r>
-              <w:rPr>
-                <w:rFonts w:ascii="Avenir Next" w:hAnsi="Avenir Next" w:cs="Avenir Next" w:eastAsia="Avenir Next"/>
-                <w:color w:val="1A1A1A"/>
-                <w:sz w:val="17"/>
+              <w:t xml:space="preserve">The $3 start fee happens once. Join: 2</w:t>
+            </w:r>
+            <w:r>
+              <w:rPr>
+                <w:rFonts w:ascii="Avenir Next" w:hAnsi="Avenir Next" w:cs="Avenir Next" w:eastAsia="Avenir Next"/>
+                <w:i/>
+                <w:color w:val="1A1A1A"/>
+                <w:sz w:val="22"/>
                 <w:szCs w:val="17"/>
               </w:rPr>
-              <w:t xml:space="preserve">The $3 start fee happens once. Join: 2</w:t>
-            </w:r>
-            <w:r>
-              <w:rPr>
-                <w:rFonts w:ascii="Avenir Next" w:hAnsi="Avenir Next" w:cs="Avenir Next" w:eastAsia="Avenir Next"/>
-                <w:i/>
-                <w:color w:val="1A1A1A"/>
-                <w:sz w:val="17"/>
-                <w:szCs w:val="17"/>
-              </w:rPr>
               <w:t xml:space="preserve">m</w:t>
             </w:r>
             <w:r>
               <w:rPr>
                 <w:rFonts w:ascii="Avenir Next" w:hAnsi="Avenir Next" w:cs="Avenir Next" w:eastAsia="Avenir Next"/>
                 <w:color w:val="1A1A1A"/>
-                <w:sz w:val="17"/>
+                <w:sz w:val="22"/>
                 <w:szCs w:val="17"/>
               </w:rPr>
               <w:t xml:space="preserve"> + 3.</w:t>
@@ -700,39 +703,39 @@
                 <w:rFonts w:ascii="Avenir Next" w:hAnsi="Avenir Next" w:cs="Avenir Next" w:eastAsia="Avenir Next"/>
                 <w:b/>
                 <w:color w:val="1A1A1A"/>
+                <w:sz w:val="22"/>
+                <w:szCs w:val="17"/>
+              </w:rPr>
+              <w:t xml:space="preserve">Answer</w:t>
+            </w:r>
+            <w:r>
+              <w:rPr>
+                <w:rFonts w:ascii="Avenir Next" w:hAnsi="Avenir Next" w:cs="Avenir Next" w:eastAsia="Avenir Next"/>
+                <w:color w:val="1A1A1A"/>
                 <w:sz w:val="17"/>
                 <w:szCs w:val="17"/>
               </w:rPr>
-              <w:t xml:space="preserve">Answer</w:t>
-            </w:r>
-            <w:r>
-              <w:rPr>
-                <w:rFonts w:ascii="Avenir Next" w:hAnsi="Avenir Next" w:cs="Avenir Next" w:eastAsia="Avenir Next"/>
-                <w:color w:val="1A1A1A"/>
-                <w:sz w:val="17"/>
+              <w:tab/>
+            </w:r>
+            <w:r>
+              <w:rPr>
+                <w:rFonts w:ascii="Avenir Next" w:hAnsi="Avenir Next" w:cs="Avenir Next" w:eastAsia="Avenir Next"/>
+                <w:b/>
+                <w:color w:val="1A1A1A"/>
+                <w:sz w:val="22"/>
                 <w:szCs w:val="17"/>
               </w:rPr>
-              <w:tab/>
-            </w:r>
-            <w:r>
-              <w:rPr>
-                <w:rFonts w:ascii="Avenir Next" w:hAnsi="Avenir Next" w:cs="Avenir Next" w:eastAsia="Avenir Next"/>
-                <w:b/>
-                <w:color w:val="1A1A1A"/>
-                <w:sz w:val="17"/>
+              <w:t xml:space="preserve">2</w:t>
+            </w:r>
+            <w:r>
+              <w:rPr>
+                <w:rFonts w:ascii="Avenir Next" w:hAnsi="Avenir Next" w:cs="Avenir Next" w:eastAsia="Avenir Next"/>
+                <w:b/>
+                <w:i/>
+                <w:color w:val="1A1A1A"/>
+                <w:sz w:val="22"/>
                 <w:szCs w:val="17"/>
               </w:rPr>
-              <w:t xml:space="preserve">2</w:t>
-            </w:r>
-            <w:r>
-              <w:rPr>
-                <w:rFonts w:ascii="Avenir Next" w:hAnsi="Avenir Next" w:cs="Avenir Next" w:eastAsia="Avenir Next"/>
-                <w:b/>
-                <w:i/>
-                <w:color w:val="1A1A1A"/>
-                <w:sz w:val="17"/>
-                <w:szCs w:val="17"/>
-              </w:rPr>
               <w:t xml:space="preserve">m</w:t>
             </w:r>
             <w:r>
@@ -740,7 +743,7 @@
                 <w:rFonts w:ascii="Avenir Next" w:hAnsi="Avenir Next" w:cs="Avenir Next" w:eastAsia="Avenir Next"/>
                 <w:b/>
                 <w:color w:val="1A1A1A"/>
-                <w:sz w:val="17"/>
+                <w:sz w:val="22"/>
                 <w:szCs w:val="17"/>
               </w:rPr>
               <w:t xml:space="preserve"> + 3 dollars</w:t>
@@ -769,7 +772,7 @@
           <w:rFonts w:ascii="Avenir Next" w:hAnsi="Avenir Next" w:cs="Avenir Next" w:eastAsia="Avenir Next"/>
           <w:b/>
           <w:color w:val="1A1A1A"/>
-          <w:sz w:val="17"/>
+          <w:sz w:val="22"/>
           <w:szCs w:val="17"/>
         </w:rPr>
         <w:t xml:space="preserve">variable</w:t>
@@ -779,7 +782,7 @@
           <w:rFonts w:ascii="Avenir Next" w:hAnsi="Avenir Next" w:cs="Avenir Next" w:eastAsia="Avenir Next"/>
           <w:i/>
           <w:color w:val="5A5F66"/>
-          <w:sz w:val="17"/>
+          <w:sz w:val="22"/>
           <w:szCs w:val="17"/>
         </w:rPr>
         <w:t xml:space="preserve"> (variable)</w:t>
@@ -788,7 +791,7 @@
         <w:rPr>
           <w:rFonts w:ascii="Avenir Next" w:hAnsi="Avenir Next" w:cs="Avenir Next" w:eastAsia="Avenir Next"/>
           <w:color w:val="5A5F66"/>
-          <w:sz w:val="17"/>
+          <w:sz w:val="22"/>
           <w:szCs w:val="17"/>
         </w:rPr>
         <w:t xml:space="preserve">   ·   </w:t>
@@ -798,7 +801,7 @@
           <w:rFonts w:ascii="Avenir Next" w:hAnsi="Avenir Next" w:cs="Avenir Next" w:eastAsia="Avenir Next"/>
           <w:b/>
           <w:color w:val="1A1A1A"/>
-          <w:sz w:val="17"/>
+          <w:sz w:val="22"/>
           <w:szCs w:val="17"/>
         </w:rPr>
         <w:t xml:space="preserve">coefficient</w:t>
@@ -808,7 +811,7 @@
           <w:rFonts w:ascii="Avenir Next" w:hAnsi="Avenir Next" w:cs="Avenir Next" w:eastAsia="Avenir Next"/>
           <w:i/>
           <w:color w:val="5A5F66"/>
-          <w:sz w:val="17"/>
+          <w:sz w:val="22"/>
           <w:szCs w:val="17"/>
         </w:rPr>
         <w:t xml:space="preserve"> (coeficiente)</w:t>
@@ -817,7 +820,7 @@
         <w:rPr>
           <w:rFonts w:ascii="Avenir Next" w:hAnsi="Avenir Next" w:cs="Avenir Next" w:eastAsia="Avenir Next"/>
           <w:color w:val="5A5F66"/>
-          <w:sz w:val="17"/>
+          <w:sz w:val="22"/>
           <w:szCs w:val="17"/>
         </w:rPr>
         <w:t xml:space="preserve">   ·   </w:t>
@@ -827,7 +830,7 @@
           <w:rFonts w:ascii="Avenir Next" w:hAnsi="Avenir Next" w:cs="Avenir Next" w:eastAsia="Avenir Next"/>
           <w:b/>
           <w:color w:val="1A1A1A"/>
-          <w:sz w:val="17"/>
+          <w:sz w:val="22"/>
           <w:szCs w:val="17"/>
         </w:rPr>
         <w:t xml:space="preserve">constant</w:t>
@@ -837,7 +840,7 @@
           <w:rFonts w:ascii="Avenir Next" w:hAnsi="Avenir Next" w:cs="Avenir Next" w:eastAsia="Avenir Next"/>
           <w:i/>
           <w:color w:val="5A5F66"/>
-          <w:sz w:val="17"/>
+          <w:sz w:val="22"/>
           <w:szCs w:val="17"/>
         </w:rPr>
         <w:t xml:space="preserve"> (constante)</w:t>
@@ -846,7 +849,7 @@
         <w:rPr>
           <w:rFonts w:ascii="Avenir Next" w:hAnsi="Avenir Next" w:cs="Avenir Next" w:eastAsia="Avenir Next"/>
           <w:color w:val="5A5F66"/>
-          <w:sz w:val="17"/>
+          <w:sz w:val="22"/>
           <w:szCs w:val="17"/>
         </w:rPr>
         <w:t xml:space="preserve">   ·   </w:t>
@@ -856,7 +859,7 @@
           <w:rFonts w:ascii="Avenir Next" w:hAnsi="Avenir Next" w:cs="Avenir Next" w:eastAsia="Avenir Next"/>
           <w:b/>
           <w:color w:val="1A1A1A"/>
-          <w:sz w:val="17"/>
+          <w:sz w:val="22"/>
           <w:szCs w:val="17"/>
         </w:rPr>
         <w:t xml:space="preserve">algebraic expression</w:t>
@@ -866,7 +869,7 @@
           <w:rFonts w:ascii="Avenir Next" w:hAnsi="Avenir Next" w:cs="Avenir Next" w:eastAsia="Avenir Next"/>
           <w:i/>
           <w:color w:val="5A5F66"/>
-          <w:sz w:val="17"/>
+          <w:sz w:val="22"/>
           <w:szCs w:val="17"/>
         </w:rPr>
         <w:t xml:space="preserve"> (expresión algebraica)</w:t>
@@ -874,6 +877,7 @@
     </w:p>
     <w:p>
       <w:pPr>
+        <w:pStyle w:val="Heading2"/>
         <w:keepNext/>
         <w:pBdr>
           <w:bottom w:val="single" w:sz="8" w:space="3" w:color="003A70"/>
@@ -889,7 +893,7 @@
           <w:b/>
           <w:color w:val="003A70"/>
           <w:spacing w:val="14"/>
-          <w:sz w:val="19"/>
+          <w:sz w:val="22"/>
           <w:szCs w:val="19"/>
         </w:rPr>
         <w:t xml:space="preserve">PRACTICE</w:t>
@@ -908,7 +912,7 @@
           <w:rFonts w:ascii="Avenir Next" w:hAnsi="Avenir Next" w:cs="Avenir Next" w:eastAsia="Avenir Next"/>
           <w:i/>
           <w:color w:val="5A5F66"/>
-          <w:sz w:val="17"/>
+          <w:sz w:val="22"/>
           <w:szCs w:val="17"/>
         </w:rPr>
         <w:t xml:space="preserve">show your work · label units</w:t>
@@ -916,7 +920,7 @@
     </w:p>
     <w:p>
       <w:pPr>
-        <w:spacing w:before="0" w:after="0" w:line="20" w:lineRule="exact"/>
+        <w:spacing w:before="0" w:after="0" w:line="50" w:lineRule="exact"/>
       </w:pPr>
     </w:p>
     <w:tbl>
@@ -966,25 +970,25 @@
                 <w:rFonts w:ascii="Avenir Next" w:hAnsi="Avenir Next" w:cs="Avenir Next" w:eastAsia="Avenir Next"/>
                 <w:b/>
                 <w:color w:val="1A1A1A"/>
+                <w:sz w:val="22"/>
+                <w:szCs w:val="20"/>
+              </w:rPr>
+              <w:t xml:space="preserve">1.</w:t>
+            </w:r>
+            <w:r>
+              <w:rPr>
+                <w:rFonts w:ascii="Avenir Next" w:hAnsi="Avenir Next" w:cs="Avenir Next" w:eastAsia="Avenir Next"/>
+                <w:color w:val="1A1A1A"/>
                 <w:sz w:val="20"/>
                 <w:szCs w:val="20"/>
               </w:rPr>
-              <w:t xml:space="preserve">1.</w:t>
-            </w:r>
-            <w:r>
-              <w:rPr>
-                <w:rFonts w:ascii="Avenir Next" w:hAnsi="Avenir Next" w:cs="Avenir Next" w:eastAsia="Avenir Next"/>
-                <w:color w:val="1A1A1A"/>
-                <w:sz w:val="20"/>
-                <w:szCs w:val="20"/>
-              </w:rPr>
               <w:tab/>
             </w:r>
             <w:r>
               <w:rPr>
                 <w:rFonts w:ascii="Avenir Next" w:hAnsi="Avenir Next" w:cs="Avenir Next" w:eastAsia="Avenir Next"/>
                 <w:color w:val="1A1A1A"/>
-                <w:sz w:val="20"/>
+                <w:sz w:val="22"/>
                 <w:szCs w:val="20"/>
               </w:rPr>
               <w:t xml:space="preserve">Write an algebraic expression for each phrase.</w:t>
@@ -1039,27 +1043,27 @@
                       <w:rFonts w:ascii="Avenir Next" w:hAnsi="Avenir Next" w:cs="Avenir Next" w:eastAsia="Avenir Next"/>
                       <w:b/>
                       <w:color w:val="003A70"/>
+                      <w:sz w:val="22"/>
+                      <w:szCs w:val="20"/>
+                    </w:rPr>
+                    <w:t xml:space="preserve">a.</w:t>
+                  </w:r>
+                  <w:r>
+                    <w:rPr>
+                      <w:rFonts w:ascii="Avenir Next" w:hAnsi="Avenir Next" w:cs="Avenir Next" w:eastAsia="Avenir Next"/>
+                      <w:color w:val="1A1A1A"/>
                       <w:sz w:val="20"/>
                       <w:szCs w:val="20"/>
                     </w:rPr>
-                    <w:t xml:space="preserve">a.</w:t>
-                  </w:r>
-                  <w:r>
-                    <w:rPr>
-                      <w:rFonts w:ascii="Avenir Next" w:hAnsi="Avenir Next" w:cs="Avenir Next" w:eastAsia="Avenir Next"/>
-                      <w:color w:val="1A1A1A"/>
-                      <w:sz w:val="20"/>
+                    <w:tab/>
+                  </w:r>
+                  <w:r>
+                    <w:rPr>
+                      <w:rFonts w:ascii="Avenir Next" w:hAnsi="Avenir Next" w:cs="Avenir Next" w:eastAsia="Avenir Next"/>
+                      <w:color w:val="1A1A1A"/>
+                      <w:sz w:val="22"/>
                       <w:szCs w:val="20"/>
                     </w:rPr>
-                    <w:tab/>
-                  </w:r>
-                  <w:r>
-                    <w:rPr>
-                      <w:rFonts w:ascii="Avenir Next" w:hAnsi="Avenir Next" w:cs="Avenir Next" w:eastAsia="Avenir Next"/>
-                      <w:color w:val="1A1A1A"/>
-                      <w:sz w:val="20"/>
-                      <w:szCs w:val="20"/>
-                    </w:rPr>
                     <w:t xml:space="preserve">9 more than a number </w:t>
                   </w:r>
                   <w:r>
@@ -1067,7 +1071,7 @@
                       <w:rFonts w:ascii="Avenir Next" w:hAnsi="Avenir Next" w:cs="Avenir Next" w:eastAsia="Avenir Next"/>
                       <w:i/>
                       <w:color w:val="1A1A1A"/>
-                      <w:sz w:val="20"/>
+                      <w:sz w:val="22"/>
                       <w:szCs w:val="20"/>
                     </w:rPr>
                     <w:t xml:space="preserve">p</w:t>
@@ -1111,27 +1115,27 @@
                       <w:rFonts w:ascii="Avenir Next" w:hAnsi="Avenir Next" w:cs="Avenir Next" w:eastAsia="Avenir Next"/>
                       <w:b/>
                       <w:color w:val="003A70"/>
+                      <w:sz w:val="22"/>
+                      <w:szCs w:val="20"/>
+                    </w:rPr>
+                    <w:t xml:space="preserve">b.</w:t>
+                  </w:r>
+                  <w:r>
+                    <w:rPr>
+                      <w:rFonts w:ascii="Avenir Next" w:hAnsi="Avenir Next" w:cs="Avenir Next" w:eastAsia="Avenir Next"/>
+                      <w:color w:val="1A1A1A"/>
                       <w:sz w:val="20"/>
                       <w:szCs w:val="20"/>
                     </w:rPr>
-                    <w:t xml:space="preserve">b.</w:t>
-                  </w:r>
-                  <w:r>
-                    <w:rPr>
-                      <w:rFonts w:ascii="Avenir Next" w:hAnsi="Avenir Next" w:cs="Avenir Next" w:eastAsia="Avenir Next"/>
-                      <w:color w:val="1A1A1A"/>
-                      <w:sz w:val="20"/>
+                    <w:tab/>
+                  </w:r>
+                  <w:r>
+                    <w:rPr>
+                      <w:rFonts w:ascii="Avenir Next" w:hAnsi="Avenir Next" w:cs="Avenir Next" w:eastAsia="Avenir Next"/>
+                      <w:color w:val="1A1A1A"/>
+                      <w:sz w:val="22"/>
                       <w:szCs w:val="20"/>
                     </w:rPr>
-                    <w:tab/>
-                  </w:r>
-                  <w:r>
-                    <w:rPr>
-                      <w:rFonts w:ascii="Avenir Next" w:hAnsi="Avenir Next" w:cs="Avenir Next" w:eastAsia="Avenir Next"/>
-                      <w:color w:val="1A1A1A"/>
-                      <w:sz w:val="20"/>
-                      <w:szCs w:val="20"/>
-                    </w:rPr>
                     <w:t xml:space="preserve">8 times a number </w:t>
                   </w:r>
                   <w:r>
@@ -1139,7 +1143,7 @@
                       <w:rFonts w:ascii="Avenir Next" w:hAnsi="Avenir Next" w:cs="Avenir Next" w:eastAsia="Avenir Next"/>
                       <w:i/>
                       <w:color w:val="1A1A1A"/>
-                      <w:sz w:val="20"/>
+                      <w:sz w:val="22"/>
                       <w:szCs w:val="20"/>
                     </w:rPr>
                     <w:t xml:space="preserve">z</w:t>
@@ -1189,27 +1193,27 @@
                       <w:rFonts w:ascii="Avenir Next" w:hAnsi="Avenir Next" w:cs="Avenir Next" w:eastAsia="Avenir Next"/>
                       <w:b/>
                       <w:color w:val="003A70"/>
+                      <w:sz w:val="22"/>
+                      <w:szCs w:val="20"/>
+                    </w:rPr>
+                    <w:t xml:space="preserve">c.</w:t>
+                  </w:r>
+                  <w:r>
+                    <w:rPr>
+                      <w:rFonts w:ascii="Avenir Next" w:hAnsi="Avenir Next" w:cs="Avenir Next" w:eastAsia="Avenir Next"/>
+                      <w:color w:val="1A1A1A"/>
                       <w:sz w:val="20"/>
                       <w:szCs w:val="20"/>
                     </w:rPr>
-                    <w:t xml:space="preserve">c.</w:t>
-                  </w:r>
-                  <w:r>
-                    <w:rPr>
-                      <w:rFonts w:ascii="Avenir Next" w:hAnsi="Avenir Next" w:cs="Avenir Next" w:eastAsia="Avenir Next"/>
-                      <w:color w:val="1A1A1A"/>
-                      <w:sz w:val="20"/>
+                    <w:tab/>
+                  </w:r>
+                  <w:r>
+                    <w:rPr>
+                      <w:rFonts w:ascii="Avenir Next" w:hAnsi="Avenir Next" w:cs="Avenir Next" w:eastAsia="Avenir Next"/>
+                      <w:color w:val="1A1A1A"/>
+                      <w:sz w:val="22"/>
                       <w:szCs w:val="20"/>
                     </w:rPr>
-                    <w:tab/>
-                  </w:r>
-                  <w:r>
-                    <w:rPr>
-                      <w:rFonts w:ascii="Avenir Next" w:hAnsi="Avenir Next" w:cs="Avenir Next" w:eastAsia="Avenir Next"/>
-                      <w:color w:val="1A1A1A"/>
-                      <w:sz w:val="20"/>
-                      <w:szCs w:val="20"/>
-                    </w:rPr>
                     <w:t xml:space="preserve">10 less than </w:t>
                   </w:r>
                   <w:r>
@@ -1217,7 +1221,7 @@
                       <w:rFonts w:ascii="Avenir Next" w:hAnsi="Avenir Next" w:cs="Avenir Next" w:eastAsia="Avenir Next"/>
                       <w:i/>
                       <w:color w:val="1A1A1A"/>
-                      <w:sz w:val="20"/>
+                      <w:sz w:val="22"/>
                       <w:szCs w:val="20"/>
                     </w:rPr>
                     <w:t xml:space="preserve">r</w:t>
@@ -1261,35 +1265,35 @@
                       <w:rFonts w:ascii="Avenir Next" w:hAnsi="Avenir Next" w:cs="Avenir Next" w:eastAsia="Avenir Next"/>
                       <w:b/>
                       <w:color w:val="003A70"/>
+                      <w:sz w:val="22"/>
+                      <w:szCs w:val="20"/>
+                    </w:rPr>
+                    <w:t xml:space="preserve">d.</w:t>
+                  </w:r>
+                  <w:r>
+                    <w:rPr>
+                      <w:rFonts w:ascii="Avenir Next" w:hAnsi="Avenir Next" w:cs="Avenir Next" w:eastAsia="Avenir Next"/>
+                      <w:color w:val="1A1A1A"/>
                       <w:sz w:val="20"/>
                       <w:szCs w:val="20"/>
                     </w:rPr>
-                    <w:t xml:space="preserve">d.</w:t>
-                  </w:r>
-                  <w:r>
-                    <w:rPr>
-                      <w:rFonts w:ascii="Avenir Next" w:hAnsi="Avenir Next" w:cs="Avenir Next" w:eastAsia="Avenir Next"/>
-                      <w:color w:val="1A1A1A"/>
-                      <w:sz w:val="20"/>
+                    <w:tab/>
+                  </w:r>
+                  <w:r>
+                    <w:rPr>
+                      <w:rFonts w:ascii="Avenir Next" w:hAnsi="Avenir Next" w:cs="Avenir Next" w:eastAsia="Avenir Next"/>
+                      <w:i/>
+                      <w:color w:val="1A1A1A"/>
+                      <w:sz w:val="22"/>
                       <w:szCs w:val="20"/>
                     </w:rPr>
-                    <w:tab/>
-                  </w:r>
-                  <w:r>
-                    <w:rPr>
-                      <w:rFonts w:ascii="Avenir Next" w:hAnsi="Avenir Next" w:cs="Avenir Next" w:eastAsia="Avenir Next"/>
-                      <w:i/>
-                      <w:color w:val="1A1A1A"/>
-                      <w:sz w:val="20"/>
-                      <w:szCs w:val="20"/>
-                    </w:rPr>
                     <w:t xml:space="preserve">b</w:t>
                   </w:r>
                   <w:r>
                     <w:rPr>
                       <w:rFonts w:ascii="Avenir Next" w:hAnsi="Avenir Next" w:cs="Avenir Next" w:eastAsia="Avenir Next"/>
                       <w:color w:val="1A1A1A"/>
-                      <w:sz w:val="20"/>
+                      <w:sz w:val="22"/>
                       <w:szCs w:val="20"/>
                     </w:rPr>
                     <w:t xml:space="preserve"> divided by 6</w:t>
@@ -1339,44 +1343,44 @@
                       <w:rFonts w:ascii="Avenir Next" w:hAnsi="Avenir Next" w:cs="Avenir Next" w:eastAsia="Avenir Next"/>
                       <w:b/>
                       <w:color w:val="003A70"/>
+                      <w:sz w:val="22"/>
+                      <w:szCs w:val="20"/>
+                    </w:rPr>
+                    <w:t xml:space="preserve">e.</w:t>
+                  </w:r>
+                  <w:r>
+                    <w:rPr>
+                      <w:rFonts w:ascii="Avenir Next" w:hAnsi="Avenir Next" w:cs="Avenir Next" w:eastAsia="Avenir Next"/>
+                      <w:color w:val="1A1A1A"/>
                       <w:sz w:val="20"/>
                       <w:szCs w:val="20"/>
                     </w:rPr>
-                    <w:t xml:space="preserve">e.</w:t>
-                  </w:r>
-                  <w:r>
-                    <w:rPr>
-                      <w:rFonts w:ascii="Avenir Next" w:hAnsi="Avenir Next" w:cs="Avenir Next" w:eastAsia="Avenir Next"/>
-                      <w:color w:val="1A1A1A"/>
-                      <w:sz w:val="20"/>
+                    <w:tab/>
+                  </w:r>
+                  <w:r>
+                    <w:rPr>
+                      <w:rFonts w:ascii="Avenir Next" w:hAnsi="Avenir Next" w:cs="Avenir Next" w:eastAsia="Avenir Next"/>
+                      <w:color w:val="1A1A1A"/>
+                      <w:sz w:val="22"/>
                       <w:szCs w:val="20"/>
                     </w:rPr>
-                    <w:tab/>
-                  </w:r>
-                  <w:r>
-                    <w:rPr>
-                      <w:rFonts w:ascii="Avenir Next" w:hAnsi="Avenir Next" w:cs="Avenir Next" w:eastAsia="Avenir Next"/>
-                      <w:color w:val="1A1A1A"/>
-                      <w:sz w:val="20"/>
+                    <w:t xml:space="preserve">three times </w:t>
+                  </w:r>
+                  <w:r>
+                    <w:rPr>
+                      <w:rFonts w:ascii="Avenir Next" w:hAnsi="Avenir Next" w:cs="Avenir Next" w:eastAsia="Avenir Next"/>
+                      <w:i/>
+                      <w:color w:val="1A1A1A"/>
+                      <w:sz w:val="22"/>
                       <w:szCs w:val="20"/>
                     </w:rPr>
-                    <w:t xml:space="preserve">three times </w:t>
-                  </w:r>
-                  <w:r>
-                    <w:rPr>
-                      <w:rFonts w:ascii="Avenir Next" w:hAnsi="Avenir Next" w:cs="Avenir Next" w:eastAsia="Avenir Next"/>
-                      <w:i/>
-                      <w:color w:val="1A1A1A"/>
-                      <w:sz w:val="20"/>
-                      <w:szCs w:val="20"/>
-                    </w:rPr>
                     <w:t xml:space="preserve">s</w:t>
                   </w:r>
                   <w:r>
                     <w:rPr>
                       <w:rFonts w:ascii="Avenir Next" w:hAnsi="Avenir Next" w:cs="Avenir Next" w:eastAsia="Avenir Next"/>
                       <w:color w:val="1A1A1A"/>
-                      <w:sz w:val="20"/>
+                      <w:sz w:val="22"/>
                       <w:szCs w:val="20"/>
                     </w:rPr>
                     <w:t xml:space="preserve">, plus 4</w:t>
@@ -1420,27 +1424,27 @@
                       <w:rFonts w:ascii="Avenir Next" w:hAnsi="Avenir Next" w:cs="Avenir Next" w:eastAsia="Avenir Next"/>
                       <w:b/>
                       <w:color w:val="003A70"/>
+                      <w:sz w:val="22"/>
+                      <w:szCs w:val="20"/>
+                    </w:rPr>
+                    <w:t xml:space="preserve">f.</w:t>
+                  </w:r>
+                  <w:r>
+                    <w:rPr>
+                      <w:rFonts w:ascii="Avenir Next" w:hAnsi="Avenir Next" w:cs="Avenir Next" w:eastAsia="Avenir Next"/>
+                      <w:color w:val="1A1A1A"/>
                       <w:sz w:val="20"/>
                       <w:szCs w:val="20"/>
                     </w:rPr>
-                    <w:t xml:space="preserve">f.</w:t>
-                  </w:r>
-                  <w:r>
-                    <w:rPr>
-                      <w:rFonts w:ascii="Avenir Next" w:hAnsi="Avenir Next" w:cs="Avenir Next" w:eastAsia="Avenir Next"/>
-                      <w:color w:val="1A1A1A"/>
-                      <w:sz w:val="20"/>
+                    <w:tab/>
+                  </w:r>
+                  <w:r>
+                    <w:rPr>
+                      <w:rFonts w:ascii="Avenir Next" w:hAnsi="Avenir Next" w:cs="Avenir Next" w:eastAsia="Avenir Next"/>
+                      <w:color w:val="1A1A1A"/>
+                      <w:sz w:val="22"/>
                       <w:szCs w:val="20"/>
                     </w:rPr>
-                    <w:tab/>
-                  </w:r>
-                  <w:r>
-                    <w:rPr>
-                      <w:rFonts w:ascii="Avenir Next" w:hAnsi="Avenir Next" w:cs="Avenir Next" w:eastAsia="Avenir Next"/>
-                      <w:color w:val="1A1A1A"/>
-                      <w:sz w:val="20"/>
-                      <w:szCs w:val="20"/>
-                    </w:rPr>
                     <w:t xml:space="preserve">2 less than the product of 5 and </w:t>
                   </w:r>
                   <w:r>
@@ -1448,7 +1452,7 @@
                       <w:rFonts w:ascii="Avenir Next" w:hAnsi="Avenir Next" w:cs="Avenir Next" w:eastAsia="Avenir Next"/>
                       <w:i/>
                       <w:color w:val="1A1A1A"/>
-                      <w:sz w:val="20"/>
+                      <w:sz w:val="22"/>
                       <w:szCs w:val="20"/>
                     </w:rPr>
                     <w:t xml:space="preserve">j</w:t>
@@ -1478,7 +1482,7 @@
           </w:tbl>
           <w:p>
             <w:pPr>
-              <w:spacing w:before="0" w:after="0" w:line="24" w:lineRule="auto"/>
+              <w:spacing w:before="0" w:after="0" w:line="50" w:lineRule="exact"/>
             </w:pPr>
           </w:p>
         </w:tc>
@@ -1486,12 +1490,12 @@
     </w:tbl>
     <w:p>
       <w:pPr>
-        <w:spacing w:before="0" w:after="0" w:line="20" w:lineRule="exact"/>
+        <w:spacing w:before="0" w:after="0" w:line="50" w:lineRule="exact"/>
       </w:pPr>
     </w:p>
     <w:p>
       <w:pPr>
-        <w:spacing w:before="0" w:after="0" w:line="20" w:lineRule="exact"/>
+        <w:spacing w:before="0" w:after="0" w:line="50" w:lineRule="exact"/>
       </w:pPr>
     </w:p>
     <w:tbl>
@@ -1541,18 +1545,18 @@
                 <w:rFonts w:ascii="Avenir Next" w:hAnsi="Avenir Next" w:cs="Avenir Next" w:eastAsia="Avenir Next"/>
                 <w:b/>
                 <w:color w:val="1A1A1A"/>
+                <w:sz w:val="22"/>
+                <w:szCs w:val="20"/>
+              </w:rPr>
+              <w:t xml:space="preserve">2.</w:t>
+            </w:r>
+            <w:r>
+              <w:rPr>
+                <w:rFonts w:ascii="Avenir Next" w:hAnsi="Avenir Next" w:cs="Avenir Next" w:eastAsia="Avenir Next"/>
+                <w:color w:val="1A1A1A"/>
                 <w:sz w:val="20"/>
                 <w:szCs w:val="20"/>
               </w:rPr>
-              <w:t xml:space="preserve">2.</w:t>
-            </w:r>
-            <w:r>
-              <w:rPr>
-                <w:rFonts w:ascii="Avenir Next" w:hAnsi="Avenir Next" w:cs="Avenir Next" w:eastAsia="Avenir Next"/>
-                <w:color w:val="1A1A1A"/>
-                <w:sz w:val="20"/>
-                <w:szCs w:val="20"/>
-              </w:rPr>
               <w:tab/>
             </w:r>
             <w:r>
@@ -1560,7 +1564,7 @@
                 <w:rFonts w:ascii="Avenir Next" w:hAnsi="Avenir Next" w:cs="Avenir Next" w:eastAsia="Avenir Next"/>
                 <w:b/>
                 <w:color w:val="1A1A1A"/>
-                <w:sz w:val="20"/>
+                <w:sz w:val="22"/>
                 <w:szCs w:val="20"/>
               </w:rPr>
               <w:t xml:space="preserve">Art Club.  </w:t>
@@ -1569,7 +1573,7 @@
               <w:rPr>
                 <w:rFonts w:ascii="Avenir Next" w:hAnsi="Avenir Next" w:cs="Avenir Next" w:eastAsia="Avenir Next"/>
                 <w:color w:val="1A1A1A"/>
-                <w:sz w:val="20"/>
+                <w:sz w:val="22"/>
                 <w:szCs w:val="20"/>
               </w:rPr>
               <w:t xml:space="preserve">An art club buys one $9 paint kit for each member. It also pays one $16 shipping charge. Let </w:t>
@@ -1579,7 +1583,7 @@
                 <w:rFonts w:ascii="Avenir Next" w:hAnsi="Avenir Next" w:cs="Avenir Next" w:eastAsia="Avenir Next"/>
                 <w:i/>
                 <w:color w:val="1A1A1A"/>
-                <w:sz w:val="20"/>
+                <w:sz w:val="22"/>
                 <w:szCs w:val="20"/>
               </w:rPr>
               <w:t xml:space="preserve">m</w:t>
@@ -1588,7 +1592,7 @@
               <w:rPr>
                 <w:rFonts w:ascii="Avenir Next" w:hAnsi="Avenir Next" w:cs="Avenir Next" w:eastAsia="Avenir Next"/>
                 <w:color w:val="1A1A1A"/>
-                <w:sz w:val="20"/>
+                <w:sz w:val="22"/>
                 <w:szCs w:val="20"/>
               </w:rPr>
               <w:t xml:space="preserve"> stand for the number of members.</w:t>
@@ -1608,25 +1612,25 @@
                 <w:rFonts w:ascii="Avenir Next" w:hAnsi="Avenir Next" w:cs="Avenir Next" w:eastAsia="Avenir Next"/>
                 <w:b/>
                 <w:color w:val="003A70"/>
+                <w:sz w:val="22"/>
+                <w:szCs w:val="20"/>
+              </w:rPr>
+              <w:t xml:space="preserve">a.</w:t>
+            </w:r>
+            <w:r>
+              <w:rPr>
+                <w:rFonts w:ascii="Avenir Next" w:hAnsi="Avenir Next" w:cs="Avenir Next" w:eastAsia="Avenir Next"/>
+                <w:color w:val="1A1A1A"/>
                 <w:sz w:val="20"/>
                 <w:szCs w:val="20"/>
               </w:rPr>
-              <w:t xml:space="preserve">a.</w:t>
-            </w:r>
-            <w:r>
-              <w:rPr>
-                <w:rFonts w:ascii="Avenir Next" w:hAnsi="Avenir Next" w:cs="Avenir Next" w:eastAsia="Avenir Next"/>
-                <w:color w:val="1A1A1A"/>
-                <w:sz w:val="20"/>
-                <w:szCs w:val="20"/>
-              </w:rPr>
               <w:tab/>
             </w:r>
             <w:r>
               <w:rPr>
                 <w:rFonts w:ascii="Avenir Next" w:hAnsi="Avenir Next" w:cs="Avenir Next" w:eastAsia="Avenir Next"/>
                 <w:color w:val="1A1A1A"/>
-                <w:sz w:val="20"/>
+                <w:sz w:val="22"/>
                 <w:szCs w:val="20"/>
               </w:rPr>
               <w:t xml:space="preserve">Write the paint kit cost as a term. Name its coefficient.</w:t>
@@ -1665,25 +1669,25 @@
                 <w:rFonts w:ascii="Avenir Next" w:hAnsi="Avenir Next" w:cs="Avenir Next" w:eastAsia="Avenir Next"/>
                 <w:b/>
                 <w:color w:val="003A70"/>
+                <w:sz w:val="22"/>
+                <w:szCs w:val="20"/>
+              </w:rPr>
+              <w:t xml:space="preserve">b.</w:t>
+            </w:r>
+            <w:r>
+              <w:rPr>
+                <w:rFonts w:ascii="Avenir Next" w:hAnsi="Avenir Next" w:cs="Avenir Next" w:eastAsia="Avenir Next"/>
+                <w:color w:val="1A1A1A"/>
                 <w:sz w:val="20"/>
                 <w:szCs w:val="20"/>
               </w:rPr>
-              <w:t xml:space="preserve">b.</w:t>
-            </w:r>
-            <w:r>
-              <w:rPr>
-                <w:rFonts w:ascii="Avenir Next" w:hAnsi="Avenir Next" w:cs="Avenir Next" w:eastAsia="Avenir Next"/>
-                <w:color w:val="1A1A1A"/>
-                <w:sz w:val="20"/>
-                <w:szCs w:val="20"/>
-              </w:rPr>
               <w:tab/>
             </w:r>
             <w:r>
               <w:rPr>
                 <w:rFonts w:ascii="Avenir Next" w:hAnsi="Avenir Next" w:cs="Avenir Next" w:eastAsia="Avenir Next"/>
                 <w:color w:val="1A1A1A"/>
-                <w:sz w:val="20"/>
+                <w:sz w:val="22"/>
                 <w:szCs w:val="20"/>
               </w:rPr>
               <w:t xml:space="preserve">What is the constant? Why has it no variable?</w:t>
@@ -1722,25 +1726,25 @@
                 <w:rFonts w:ascii="Avenir Next" w:hAnsi="Avenir Next" w:cs="Avenir Next" w:eastAsia="Avenir Next"/>
                 <w:b/>
                 <w:color w:val="003A70"/>
+                <w:sz w:val="22"/>
+                <w:szCs w:val="20"/>
+              </w:rPr>
+              <w:t xml:space="preserve">c.</w:t>
+            </w:r>
+            <w:r>
+              <w:rPr>
+                <w:rFonts w:ascii="Avenir Next" w:hAnsi="Avenir Next" w:cs="Avenir Next" w:eastAsia="Avenir Next"/>
+                <w:color w:val="1A1A1A"/>
                 <w:sz w:val="20"/>
                 <w:szCs w:val="20"/>
               </w:rPr>
-              <w:t xml:space="preserve">c.</w:t>
-            </w:r>
-            <w:r>
-              <w:rPr>
-                <w:rFonts w:ascii="Avenir Next" w:hAnsi="Avenir Next" w:cs="Avenir Next" w:eastAsia="Avenir Next"/>
-                <w:color w:val="1A1A1A"/>
-                <w:sz w:val="20"/>
-                <w:szCs w:val="20"/>
-              </w:rPr>
               <w:tab/>
             </w:r>
             <w:r>
               <w:rPr>
                 <w:rFonts w:ascii="Avenir Next" w:hAnsi="Avenir Next" w:cs="Avenir Next" w:eastAsia="Avenir Next"/>
                 <w:color w:val="1A1A1A"/>
-                <w:sz w:val="20"/>
+                <w:sz w:val="22"/>
                 <w:szCs w:val="20"/>
               </w:rPr>
               <w:t xml:space="preserve">Write one expression for the total cost.</w:t>
@@ -1770,12 +1774,12 @@
     </w:tbl>
     <w:p>
       <w:pPr>
-        <w:spacing w:before="0" w:after="0" w:line="20" w:lineRule="exact"/>
+        <w:spacing w:before="0" w:after="0" w:line="50" w:lineRule="exact"/>
       </w:pPr>
     </w:p>
     <w:p>
       <w:pPr>
-        <w:spacing w:before="0" w:after="0" w:line="20" w:lineRule="exact"/>
+        <w:spacing w:before="0" w:after="0" w:line="50" w:lineRule="exact"/>
       </w:pPr>
     </w:p>
     <w:tbl>
@@ -1826,18 +1830,18 @@
                 <w:rFonts w:ascii="Avenir Next" w:hAnsi="Avenir Next" w:cs="Avenir Next" w:eastAsia="Avenir Next"/>
                 <w:b/>
                 <w:color w:val="1A1A1A"/>
+                <w:sz w:val="22"/>
+                <w:szCs w:val="20"/>
+              </w:rPr>
+              <w:t xml:space="preserve">3.</w:t>
+            </w:r>
+            <w:r>
+              <w:rPr>
+                <w:rFonts w:ascii="Avenir Next" w:hAnsi="Avenir Next" w:cs="Avenir Next" w:eastAsia="Avenir Next"/>
+                <w:color w:val="1A1A1A"/>
                 <w:sz w:val="20"/>
                 <w:szCs w:val="20"/>
               </w:rPr>
-              <w:t xml:space="preserve">3.</w:t>
-            </w:r>
-            <w:r>
-              <w:rPr>
-                <w:rFonts w:ascii="Avenir Next" w:hAnsi="Avenir Next" w:cs="Avenir Next" w:eastAsia="Avenir Next"/>
-                <w:color w:val="1A1A1A"/>
-                <w:sz w:val="20"/>
-                <w:szCs w:val="20"/>
-              </w:rPr>
               <w:tab/>
             </w:r>
             <w:r>
@@ -1845,7 +1849,7 @@
                 <w:rFonts w:ascii="Avenir Next" w:hAnsi="Avenir Next" w:cs="Avenir Next" w:eastAsia="Avenir Next"/>
                 <w:b/>
                 <w:color w:val="1A1A1A"/>
-                <w:sz w:val="20"/>
+                <w:sz w:val="22"/>
                 <w:szCs w:val="20"/>
               </w:rPr>
               <w:t xml:space="preserve">Concert Tickets.  </w:t>
@@ -1854,7 +1858,7 @@
               <w:rPr>
                 <w:rFonts w:ascii="Avenir Next" w:hAnsi="Avenir Next" w:cs="Avenir Next" w:eastAsia="Avenir Next"/>
                 <w:color w:val="1A1A1A"/>
-                <w:sz w:val="20"/>
+                <w:sz w:val="22"/>
                 <w:szCs w:val="20"/>
               </w:rPr>
               <w:t xml:space="preserve">Each ticket costs $11. There is one $20 service fee for the whole order. Write an expression for the cost of </w:t>
@@ -1864,7 +1868,7 @@
                 <w:rFonts w:ascii="Avenir Next" w:hAnsi="Avenir Next" w:cs="Avenir Next" w:eastAsia="Avenir Next"/>
                 <w:i/>
                 <w:color w:val="1A1A1A"/>
-                <w:sz w:val="20"/>
+                <w:sz w:val="22"/>
                 <w:szCs w:val="20"/>
               </w:rPr>
               <w:t xml:space="preserve">t</w:t>
@@ -1873,7 +1877,7 @@
               <w:rPr>
                 <w:rFonts w:ascii="Avenir Next" w:hAnsi="Avenir Next" w:cs="Avenir Next" w:eastAsia="Avenir Next"/>
                 <w:color w:val="1A1A1A"/>
-                <w:sz w:val="20"/>
+                <w:sz w:val="22"/>
                 <w:szCs w:val="20"/>
               </w:rPr>
               <w:t xml:space="preserve"> tickets.</w:t>
@@ -1890,7 +1894,7 @@
                 <w:rFonts w:ascii="Avenir Next" w:hAnsi="Avenir Next" w:cs="Avenir Next" w:eastAsia="Avenir Next"/>
                 <w:b/>
                 <w:color w:val="003A70"/>
-                <w:sz w:val="17"/>
+                <w:sz w:val="22"/>
                 <w:szCs w:val="17"/>
               </w:rPr>
               <w:t xml:space="preserve">Hint  </w:t>
@@ -1900,7 +1904,7 @@
                 <w:rFonts w:ascii="Avenir Next" w:hAnsi="Avenir Next" w:cs="Avenir Next" w:eastAsia="Avenir Next"/>
                 <w:i/>
                 <w:color w:val="5A5F66"/>
-                <w:sz w:val="17"/>
+                <w:sz w:val="22"/>
                 <w:szCs w:val="17"/>
               </w:rPr>
               <w:t xml:space="preserve">The $11 repeats; the $20 happens once.</w:t>
@@ -1908,7 +1912,7 @@
           </w:p>
           <w:p>
             <w:pPr>
-              <w:spacing w:before="0" w:after="0" w:line="60" w:lineRule="auto"/>
+              <w:spacing w:before="0" w:after="0" w:line="50" w:lineRule="exact"/>
             </w:pPr>
           </w:p>
           <w:tbl>
@@ -1977,7 +1981,7 @@
                 <w:rFonts w:ascii="Avenir Next" w:hAnsi="Avenir Next" w:cs="Avenir Next" w:eastAsia="Avenir Next"/>
                 <w:b/>
                 <w:color w:val="1A1A1A"/>
-                <w:sz w:val="18"/>
+                <w:sz w:val="22"/>
                 <w:szCs w:val="18"/>
               </w:rPr>
               <w:t xml:space="preserve">Expression</w:t>
@@ -2012,18 +2016,18 @@
                 <w:rFonts w:ascii="Avenir Next" w:hAnsi="Avenir Next" w:cs="Avenir Next" w:eastAsia="Avenir Next"/>
                 <w:b/>
                 <w:color w:val="1A1A1A"/>
+                <w:sz w:val="22"/>
+                <w:szCs w:val="20"/>
+              </w:rPr>
+              <w:t xml:space="preserve">4.</w:t>
+            </w:r>
+            <w:r>
+              <w:rPr>
+                <w:rFonts w:ascii="Avenir Next" w:hAnsi="Avenir Next" w:cs="Avenir Next" w:eastAsia="Avenir Next"/>
+                <w:color w:val="1A1A1A"/>
                 <w:sz w:val="20"/>
                 <w:szCs w:val="20"/>
               </w:rPr>
-              <w:t xml:space="preserve">4.</w:t>
-            </w:r>
-            <w:r>
-              <w:rPr>
-                <w:rFonts w:ascii="Avenir Next" w:hAnsi="Avenir Next" w:cs="Avenir Next" w:eastAsia="Avenir Next"/>
-                <w:color w:val="1A1A1A"/>
-                <w:sz w:val="20"/>
-                <w:szCs w:val="20"/>
-              </w:rPr>
               <w:tab/>
             </w:r>
             <w:r>
@@ -2031,7 +2035,7 @@
                 <w:rFonts w:ascii="Avenir Next" w:hAnsi="Avenir Next" w:cs="Avenir Next" w:eastAsia="Avenir Next"/>
                 <w:b/>
                 <w:color w:val="1A1A1A"/>
-                <w:sz w:val="20"/>
+                <w:sz w:val="22"/>
                 <w:szCs w:val="20"/>
               </w:rPr>
               <w:t xml:space="preserve">Car Wash.  </w:t>
@@ -2040,7 +2044,7 @@
               <w:rPr>
                 <w:rFonts w:ascii="Avenir Next" w:hAnsi="Avenir Next" w:cs="Avenir Next" w:eastAsia="Avenir Next"/>
                 <w:color w:val="1A1A1A"/>
-                <w:sz w:val="20"/>
+                <w:sz w:val="22"/>
                 <w:szCs w:val="20"/>
               </w:rPr>
               <w:t xml:space="preserve">A team charges $6 for each car it washes. It pays one $35 fee for supplies. Write an expression for the money left after </w:t>
@@ -2050,7 +2054,7 @@
                 <w:rFonts w:ascii="Avenir Next" w:hAnsi="Avenir Next" w:cs="Avenir Next" w:eastAsia="Avenir Next"/>
                 <w:i/>
                 <w:color w:val="1A1A1A"/>
-                <w:sz w:val="20"/>
+                <w:sz w:val="22"/>
                 <w:szCs w:val="20"/>
               </w:rPr>
               <w:t xml:space="preserve">c</w:t>
@@ -2059,7 +2063,7 @@
               <w:rPr>
                 <w:rFonts w:ascii="Avenir Next" w:hAnsi="Avenir Next" w:cs="Avenir Next" w:eastAsia="Avenir Next"/>
                 <w:color w:val="1A1A1A"/>
-                <w:sz w:val="20"/>
+                <w:sz w:val="22"/>
                 <w:szCs w:val="20"/>
               </w:rPr>
               <w:t xml:space="preserve"> cars.</w:t>
@@ -2076,7 +2080,7 @@
                 <w:rFonts w:ascii="Avenir Next" w:hAnsi="Avenir Next" w:cs="Avenir Next" w:eastAsia="Avenir Next"/>
                 <w:b/>
                 <w:color w:val="003A70"/>
-                <w:sz w:val="17"/>
+                <w:sz w:val="22"/>
                 <w:szCs w:val="17"/>
               </w:rPr>
               <w:t xml:space="preserve">Hint  </w:t>
@@ -2086,7 +2090,7 @@
                 <w:rFonts w:ascii="Avenir Next" w:hAnsi="Avenir Next" w:cs="Avenir Next" w:eastAsia="Avenir Next"/>
                 <w:i/>
                 <w:color w:val="5A5F66"/>
-                <w:sz w:val="17"/>
+                <w:sz w:val="22"/>
                 <w:szCs w:val="17"/>
               </w:rPr>
               <w:t xml:space="preserve">Money collected minus the fee.</w:t>
@@ -2094,7 +2098,7 @@
           </w:p>
           <w:p>
             <w:pPr>
-              <w:spacing w:before="0" w:after="0" w:line="60" w:lineRule="auto"/>
+              <w:spacing w:before="0" w:after="0" w:line="50" w:lineRule="exact"/>
             </w:pPr>
           </w:p>
           <w:tbl>
@@ -2163,7 +2167,7 @@
                 <w:rFonts w:ascii="Avenir Next" w:hAnsi="Avenir Next" w:cs="Avenir Next" w:eastAsia="Avenir Next"/>
                 <w:b/>
                 <w:color w:val="1A1A1A"/>
-                <w:sz w:val="18"/>
+                <w:sz w:val="22"/>
                 <w:szCs w:val="18"/>
               </w:rPr>
               <w:t xml:space="preserve">Expression</w:t>
@@ -2183,12 +2187,12 @@
     </w:tbl>
     <w:p>
       <w:pPr>
-        <w:spacing w:before="0" w:after="0" w:line="20" w:lineRule="exact"/>
+        <w:spacing w:before="0" w:after="0" w:line="50" w:lineRule="exact"/>
       </w:pPr>
     </w:p>
     <w:p>
       <w:pPr>
-        <w:spacing w:before="0" w:after="0" w:line="20" w:lineRule="exact"/>
+        <w:spacing w:before="0" w:after="0" w:line="50" w:lineRule="exact"/>
       </w:pPr>
     </w:p>
     <w:tbl>
@@ -2238,18 +2242,18 @@
                 <w:rFonts w:ascii="Avenir Next" w:hAnsi="Avenir Next" w:cs="Avenir Next" w:eastAsia="Avenir Next"/>
                 <w:b/>
                 <w:color w:val="1A1A1A"/>
+                <w:sz w:val="22"/>
+                <w:szCs w:val="20"/>
+              </w:rPr>
+              <w:t xml:space="preserve">5.</w:t>
+            </w:r>
+            <w:r>
+              <w:rPr>
+                <w:rFonts w:ascii="Avenir Next" w:hAnsi="Avenir Next" w:cs="Avenir Next" w:eastAsia="Avenir Next"/>
+                <w:color w:val="1A1A1A"/>
                 <w:sz w:val="20"/>
                 <w:szCs w:val="20"/>
               </w:rPr>
-              <w:t xml:space="preserve">5.</w:t>
-            </w:r>
-            <w:r>
-              <w:rPr>
-                <w:rFonts w:ascii="Avenir Next" w:hAnsi="Avenir Next" w:cs="Avenir Next" w:eastAsia="Avenir Next"/>
-                <w:color w:val="1A1A1A"/>
-                <w:sz w:val="20"/>
-                <w:szCs w:val="20"/>
-              </w:rPr>
               <w:tab/>
             </w:r>
             <w:r>
@@ -2257,7 +2261,7 @@
                 <w:rFonts w:ascii="Avenir Next" w:hAnsi="Avenir Next" w:cs="Avenir Next" w:eastAsia="Avenir Next"/>
                 <w:b/>
                 <w:color w:val="1A1A1A"/>
-                <w:sz w:val="20"/>
+                <w:sz w:val="22"/>
                 <w:szCs w:val="20"/>
               </w:rPr>
               <w:t xml:space="preserve">Phone Plan.  </w:t>
@@ -2266,7 +2270,7 @@
               <w:rPr>
                 <w:rFonts w:ascii="Avenir Next" w:hAnsi="Avenir Next" w:cs="Avenir Next" w:eastAsia="Avenir Next"/>
                 <w:color w:val="1A1A1A"/>
-                <w:sz w:val="20"/>
+                <w:sz w:val="22"/>
                 <w:szCs w:val="20"/>
               </w:rPr>
               <w:t xml:space="preserve">A phone plan costs $12 each month plus a one-time $25 activation charge. Let </w:t>
@@ -2276,7 +2280,7 @@
                 <w:rFonts w:ascii="Avenir Next" w:hAnsi="Avenir Next" w:cs="Avenir Next" w:eastAsia="Avenir Next"/>
                 <w:i/>
                 <w:color w:val="1A1A1A"/>
-                <w:sz w:val="20"/>
+                <w:sz w:val="22"/>
                 <w:szCs w:val="20"/>
               </w:rPr>
               <w:t xml:space="preserve">m</w:t>
@@ -2285,7 +2289,7 @@
               <w:rPr>
                 <w:rFonts w:ascii="Avenir Next" w:hAnsi="Avenir Next" w:cs="Avenir Next" w:eastAsia="Avenir Next"/>
                 <w:color w:val="1A1A1A"/>
-                <w:sz w:val="20"/>
+                <w:sz w:val="22"/>
                 <w:szCs w:val="20"/>
               </w:rPr>
               <w:t xml:space="preserve"> be the number of months. Write an expression for the cost.</w:t>
@@ -2302,7 +2306,7 @@
                 <w:rFonts w:ascii="Avenir Next" w:hAnsi="Avenir Next" w:cs="Avenir Next" w:eastAsia="Avenir Next"/>
                 <w:b/>
                 <w:color w:val="003A70"/>
-                <w:sz w:val="17"/>
+                <w:sz w:val="22"/>
                 <w:szCs w:val="17"/>
               </w:rPr>
               <w:t xml:space="preserve">Hint  </w:t>
@@ -2312,7 +2316,7 @@
                 <w:rFonts w:ascii="Avenir Next" w:hAnsi="Avenir Next" w:cs="Avenir Next" w:eastAsia="Avenir Next"/>
                 <w:i/>
                 <w:color w:val="5A5F66"/>
-                <w:sz w:val="17"/>
+                <w:sz w:val="22"/>
                 <w:szCs w:val="17"/>
               </w:rPr>
               <w:t xml:space="preserve">The monthly charge goes with the variable.</w:t>
@@ -2320,7 +2324,7 @@
           </w:p>
           <w:p>
             <w:pPr>
-              <w:spacing w:before="0" w:after="0" w:line="60" w:lineRule="auto"/>
+              <w:spacing w:before="0" w:after="0" w:line="50" w:lineRule="exact"/>
             </w:pPr>
           </w:p>
           <w:tbl>
@@ -2389,7 +2393,7 @@
                 <w:rFonts w:ascii="Avenir Next" w:hAnsi="Avenir Next" w:cs="Avenir Next" w:eastAsia="Avenir Next"/>
                 <w:b/>
                 <w:color w:val="1A1A1A"/>
-                <w:sz w:val="18"/>
+                <w:sz w:val="22"/>
                 <w:szCs w:val="18"/>
               </w:rPr>
               <w:t xml:space="preserve">Expression</w:t>
@@ -2409,12 +2413,12 @@
     </w:tbl>
     <w:p>
       <w:pPr>
-        <w:spacing w:before="0" w:after="0" w:line="20" w:lineRule="exact"/>
+        <w:spacing w:before="0" w:after="0" w:line="50" w:lineRule="exact"/>
       </w:pPr>
     </w:p>
     <w:p>
       <w:pPr>
-        <w:spacing w:before="0" w:after="0" w:line="20" w:lineRule="exact"/>
+        <w:spacing w:before="0" w:after="0" w:line="50" w:lineRule="exact"/>
       </w:pPr>
     </w:p>
     <w:tbl>
@@ -2464,18 +2468,18 @@
                 <w:rFonts w:ascii="Avenir Next" w:hAnsi="Avenir Next" w:cs="Avenir Next" w:eastAsia="Avenir Next"/>
                 <w:b/>
                 <w:color w:val="1A1A1A"/>
+                <w:sz w:val="22"/>
+                <w:szCs w:val="20"/>
+              </w:rPr>
+              <w:t xml:space="preserve">6.</w:t>
+            </w:r>
+            <w:r>
+              <w:rPr>
+                <w:rFonts w:ascii="Avenir Next" w:hAnsi="Avenir Next" w:cs="Avenir Next" w:eastAsia="Avenir Next"/>
+                <w:color w:val="1A1A1A"/>
                 <w:sz w:val="20"/>
                 <w:szCs w:val="20"/>
               </w:rPr>
-              <w:t xml:space="preserve">6.</w:t>
-            </w:r>
-            <w:r>
-              <w:rPr>
-                <w:rFonts w:ascii="Avenir Next" w:hAnsi="Avenir Next" w:cs="Avenir Next" w:eastAsia="Avenir Next"/>
-                <w:color w:val="1A1A1A"/>
-                <w:sz w:val="20"/>
-                <w:szCs w:val="20"/>
-              </w:rPr>
               <w:tab/>
             </w:r>
             <w:r>
@@ -2483,7 +2487,7 @@
                 <w:rFonts w:ascii="Avenir Next" w:hAnsi="Avenir Next" w:cs="Avenir Next" w:eastAsia="Avenir Next"/>
                 <w:b/>
                 <w:color w:val="1A1A1A"/>
-                <w:sz w:val="20"/>
+                <w:sz w:val="22"/>
                 <w:szCs w:val="20"/>
               </w:rPr>
               <w:t xml:space="preserve">Bike Rental.  </w:t>
@@ -2492,7 +2496,7 @@
               <w:rPr>
                 <w:rFonts w:ascii="Avenir Next" w:hAnsi="Avenir Next" w:cs="Avenir Next" w:eastAsia="Avenir Next"/>
                 <w:color w:val="1A1A1A"/>
-                <w:sz w:val="20"/>
+                <w:sz w:val="22"/>
                 <w:szCs w:val="20"/>
               </w:rPr>
               <w:t xml:space="preserve">A bike rental costs $4 for each hour. Tariq wrote 4 + </w:t>
@@ -2502,7 +2506,7 @@
                 <w:rFonts w:ascii="Avenir Next" w:hAnsi="Avenir Next" w:cs="Avenir Next" w:eastAsia="Avenir Next"/>
                 <w:i/>
                 <w:color w:val="1A1A1A"/>
-                <w:sz w:val="20"/>
+                <w:sz w:val="22"/>
                 <w:szCs w:val="20"/>
               </w:rPr>
               <w:t xml:space="preserve">h</w:t>
@@ -2511,7 +2515,7 @@
               <w:rPr>
                 <w:rFonts w:ascii="Avenir Next" w:hAnsi="Avenir Next" w:cs="Avenir Next" w:eastAsia="Avenir Next"/>
                 <w:color w:val="1A1A1A"/>
-                <w:sz w:val="20"/>
+                <w:sz w:val="22"/>
                 <w:szCs w:val="20"/>
               </w:rPr>
               <w:t xml:space="preserve"> for the cost of </w:t>
@@ -2521,7 +2525,7 @@
                 <w:rFonts w:ascii="Avenir Next" w:hAnsi="Avenir Next" w:cs="Avenir Next" w:eastAsia="Avenir Next"/>
                 <w:i/>
                 <w:color w:val="1A1A1A"/>
-                <w:sz w:val="20"/>
+                <w:sz w:val="22"/>
                 <w:szCs w:val="20"/>
               </w:rPr>
               <w:t xml:space="preserve">h</w:t>
@@ -2530,7 +2534,7 @@
               <w:rPr>
                 <w:rFonts w:ascii="Avenir Next" w:hAnsi="Avenir Next" w:cs="Avenir Next" w:eastAsia="Avenir Next"/>
                 <w:color w:val="1A1A1A"/>
-                <w:sz w:val="20"/>
+                <w:sz w:val="22"/>
                 <w:szCs w:val="20"/>
               </w:rPr>
               <w:t xml:space="preserve"> hours. Justify or correct his expression.</w:t>
@@ -2547,7 +2551,7 @@
                 <w:rFonts w:ascii="Avenir Next" w:hAnsi="Avenir Next" w:cs="Avenir Next" w:eastAsia="Avenir Next"/>
                 <w:b/>
                 <w:color w:val="003A70"/>
-                <w:sz w:val="17"/>
+                <w:sz w:val="22"/>
                 <w:szCs w:val="17"/>
               </w:rPr>
               <w:t xml:space="preserve">Hint  </w:t>
@@ -2557,7 +2561,7 @@
                 <w:rFonts w:ascii="Avenir Next" w:hAnsi="Avenir Next" w:cs="Avenir Next" w:eastAsia="Avenir Next"/>
                 <w:i/>
                 <w:color w:val="5A5F66"/>
-                <w:sz w:val="17"/>
+                <w:sz w:val="22"/>
                 <w:szCs w:val="17"/>
               </w:rPr>
               <w:t xml:space="preserve">Does “for each hour” mean add or multiply?</w:t>
@@ -2565,7 +2569,7 @@
           </w:p>
           <w:p>
             <w:pPr>
-              <w:spacing w:before="0" w:after="0" w:line="60" w:lineRule="auto"/>
+              <w:spacing w:before="0" w:after="0" w:line="50" w:lineRule="exact"/>
             </w:pPr>
           </w:p>
           <w:tbl>
@@ -2634,7 +2638,7 @@
                 <w:rFonts w:ascii="Avenir Next" w:hAnsi="Avenir Next" w:cs="Avenir Next" w:eastAsia="Avenir Next"/>
                 <w:b/>
                 <w:color w:val="1A1A1A"/>
-                <w:sz w:val="18"/>
+                <w:sz w:val="22"/>
                 <w:szCs w:val="18"/>
               </w:rPr>
               <w:t xml:space="preserve">Expression</w:t>
@@ -2654,12 +2658,12 @@
     </w:tbl>
     <w:p>
       <w:pPr>
-        <w:spacing w:before="0" w:after="0" w:line="20" w:lineRule="exact"/>
+        <w:spacing w:before="0" w:after="0" w:line="50" w:lineRule="exact"/>
       </w:pPr>
     </w:p>
     <w:p>
       <w:pPr>
-        <w:spacing w:before="0" w:after="0" w:line="20" w:lineRule="exact"/>
+        <w:spacing w:before="0" w:after="0" w:line="50" w:lineRule="exact"/>
       </w:pPr>
     </w:p>
     <w:tbl>
@@ -2709,18 +2713,18 @@
                 <w:rFonts w:ascii="Avenir Next" w:hAnsi="Avenir Next" w:cs="Avenir Next" w:eastAsia="Avenir Next"/>
                 <w:b/>
                 <w:color w:val="1A1A1A"/>
+                <w:sz w:val="22"/>
+                <w:szCs w:val="20"/>
+              </w:rPr>
+              <w:t xml:space="preserve">7.</w:t>
+            </w:r>
+            <w:r>
+              <w:rPr>
+                <w:rFonts w:ascii="Avenir Next" w:hAnsi="Avenir Next" w:cs="Avenir Next" w:eastAsia="Avenir Next"/>
+                <w:color w:val="1A1A1A"/>
                 <w:sz w:val="20"/>
                 <w:szCs w:val="20"/>
               </w:rPr>
-              <w:t xml:space="preserve">7.</w:t>
-            </w:r>
-            <w:r>
-              <w:rPr>
-                <w:rFonts w:ascii="Avenir Next" w:hAnsi="Avenir Next" w:cs="Avenir Next" w:eastAsia="Avenir Next"/>
-                <w:color w:val="1A1A1A"/>
-                <w:sz w:val="20"/>
-                <w:szCs w:val="20"/>
-              </w:rPr>
               <w:tab/>
             </w:r>
             <w:r>
@@ -2728,7 +2732,7 @@
                 <w:rFonts w:ascii="Avenir Next" w:hAnsi="Avenir Next" w:cs="Avenir Next" w:eastAsia="Avenir Next"/>
                 <w:b/>
                 <w:color w:val="1A1A1A"/>
-                <w:sz w:val="20"/>
+                <w:sz w:val="22"/>
                 <w:szCs w:val="20"/>
               </w:rPr>
               <w:t xml:space="preserve">Two Items.  </w:t>
@@ -2737,7 +2741,7 @@
               <w:rPr>
                 <w:rFonts w:ascii="Avenir Next" w:hAnsi="Avenir Next" w:cs="Avenir Next" w:eastAsia="Avenir Next"/>
                 <w:color w:val="1A1A1A"/>
-                <w:sz w:val="20"/>
+                <w:sz w:val="22"/>
                 <w:szCs w:val="20"/>
               </w:rPr>
               <w:t xml:space="preserve">A stand sells juice for $2 a cup and muffins for $3 each. Let </w:t>
@@ -2747,7 +2751,7 @@
                 <w:rFonts w:ascii="Avenir Next" w:hAnsi="Avenir Next" w:cs="Avenir Next" w:eastAsia="Avenir Next"/>
                 <w:i/>
                 <w:color w:val="1A1A1A"/>
-                <w:sz w:val="20"/>
+                <w:sz w:val="22"/>
                 <w:szCs w:val="20"/>
               </w:rPr>
               <w:t xml:space="preserve">j</w:t>
@@ -2756,7 +2760,7 @@
               <w:rPr>
                 <w:rFonts w:ascii="Avenir Next" w:hAnsi="Avenir Next" w:cs="Avenir Next" w:eastAsia="Avenir Next"/>
                 <w:color w:val="1A1A1A"/>
-                <w:sz w:val="20"/>
+                <w:sz w:val="22"/>
                 <w:szCs w:val="20"/>
               </w:rPr>
               <w:t xml:space="preserve"> be the cups sold and </w:t>
@@ -2766,7 +2770,7 @@
                 <w:rFonts w:ascii="Avenir Next" w:hAnsi="Avenir Next" w:cs="Avenir Next" w:eastAsia="Avenir Next"/>
                 <w:i/>
                 <w:color w:val="1A1A1A"/>
-                <w:sz w:val="20"/>
+                <w:sz w:val="22"/>
                 <w:szCs w:val="20"/>
               </w:rPr>
               <w:t xml:space="preserve">f</w:t>
@@ -2775,7 +2779,7 @@
               <w:rPr>
                 <w:rFonts w:ascii="Avenir Next" w:hAnsi="Avenir Next" w:cs="Avenir Next" w:eastAsia="Avenir Next"/>
                 <w:color w:val="1A1A1A"/>
-                <w:sz w:val="20"/>
+                <w:sz w:val="22"/>
                 <w:szCs w:val="20"/>
               </w:rPr>
               <w:t xml:space="preserve"> be the muffins sold. Write one expression for the money collected.</w:t>
@@ -2792,7 +2796,7 @@
                 <w:rFonts w:ascii="Avenir Next" w:hAnsi="Avenir Next" w:cs="Avenir Next" w:eastAsia="Avenir Next"/>
                 <w:b/>
                 <w:color w:val="003A70"/>
-                <w:sz w:val="17"/>
+                <w:sz w:val="22"/>
                 <w:szCs w:val="17"/>
               </w:rPr>
               <w:t xml:space="preserve">Hint  </w:t>
@@ -2802,7 +2806,7 @@
                 <w:rFonts w:ascii="Avenir Next" w:hAnsi="Avenir Next" w:cs="Avenir Next" w:eastAsia="Avenir Next"/>
                 <w:i/>
                 <w:color w:val="5A5F66"/>
-                <w:sz w:val="17"/>
+                <w:sz w:val="22"/>
                 <w:szCs w:val="17"/>
               </w:rPr>
               <w:t xml:space="preserve">Write a term for each item, then add.</w:t>
@@ -2810,7 +2814,7 @@
           </w:p>
           <w:p>
             <w:pPr>
-              <w:spacing w:before="0" w:after="0" w:line="60" w:lineRule="auto"/>
+              <w:spacing w:before="0" w:after="0" w:line="50" w:lineRule="exact"/>
             </w:pPr>
           </w:p>
           <w:tbl>
@@ -2879,7 +2883,7 @@
                 <w:rFonts w:ascii="Avenir Next" w:hAnsi="Avenir Next" w:cs="Avenir Next" w:eastAsia="Avenir Next"/>
                 <w:b/>
                 <w:color w:val="1A1A1A"/>
-                <w:sz w:val="18"/>
+                <w:sz w:val="22"/>
                 <w:szCs w:val="18"/>
               </w:rPr>
               <w:t xml:space="preserve">Expression</w:t>
@@ -2899,12 +2903,12 @@
     </w:tbl>
     <w:p>
       <w:pPr>
-        <w:spacing w:before="0" w:after="0" w:line="20" w:lineRule="exact"/>
+        <w:spacing w:before="0" w:after="0" w:line="50" w:lineRule="exact"/>
       </w:pPr>
     </w:p>
     <w:p>
       <w:pPr>
-        <w:spacing w:before="0" w:after="0" w:line="20" w:lineRule="exact"/>
+        <w:spacing w:before="0" w:after="0" w:line="50" w:lineRule="exact"/>
       </w:pPr>
     </w:p>
     <w:tbl>
@@ -2954,18 +2958,18 @@
                 <w:rFonts w:ascii="Avenir Next" w:hAnsi="Avenir Next" w:cs="Avenir Next" w:eastAsia="Avenir Next"/>
                 <w:b/>
                 <w:color w:val="1A1A1A"/>
+                <w:sz w:val="22"/>
+                <w:szCs w:val="20"/>
+              </w:rPr>
+              <w:t xml:space="preserve">8.</w:t>
+            </w:r>
+            <w:r>
+              <w:rPr>
+                <w:rFonts w:ascii="Avenir Next" w:hAnsi="Avenir Next" w:cs="Avenir Next" w:eastAsia="Avenir Next"/>
+                <w:color w:val="1A1A1A"/>
                 <w:sz w:val="20"/>
                 <w:szCs w:val="20"/>
               </w:rPr>
-              <w:t xml:space="preserve">8.</w:t>
-            </w:r>
-            <w:r>
-              <w:rPr>
-                <w:rFonts w:ascii="Avenir Next" w:hAnsi="Avenir Next" w:cs="Avenir Next" w:eastAsia="Avenir Next"/>
-                <w:color w:val="1A1A1A"/>
-                <w:sz w:val="20"/>
-                <w:szCs w:val="20"/>
-              </w:rPr>
               <w:tab/>
             </w:r>
             <w:r>
@@ -2973,7 +2977,7 @@
                 <w:rFonts w:ascii="Avenir Next" w:hAnsi="Avenir Next" w:cs="Avenir Next" w:eastAsia="Avenir Next"/>
                 <w:b/>
                 <w:color w:val="1A1A1A"/>
-                <w:sz w:val="20"/>
+                <w:sz w:val="22"/>
                 <w:szCs w:val="20"/>
               </w:rPr>
               <w:t xml:space="preserve">Compare Gyms.  </w:t>
@@ -2982,7 +2986,7 @@
               <w:rPr>
                 <w:rFonts w:ascii="Avenir Next" w:hAnsi="Avenir Next" w:cs="Avenir Next" w:eastAsia="Avenir Next"/>
                 <w:color w:val="1A1A1A"/>
-                <w:sz w:val="20"/>
+                <w:sz w:val="22"/>
                 <w:szCs w:val="20"/>
               </w:rPr>
               <w:t xml:space="preserve">Gym A charges a $30 joining fee plus $20 each month.</w:t>
@@ -3002,25 +3006,25 @@
                 <w:rFonts w:ascii="Avenir Next" w:hAnsi="Avenir Next" w:cs="Avenir Next" w:eastAsia="Avenir Next"/>
                 <w:b/>
                 <w:color w:val="003A70"/>
+                <w:sz w:val="22"/>
+                <w:szCs w:val="20"/>
+              </w:rPr>
+              <w:t xml:space="preserve">a.</w:t>
+            </w:r>
+            <w:r>
+              <w:rPr>
+                <w:rFonts w:ascii="Avenir Next" w:hAnsi="Avenir Next" w:cs="Avenir Next" w:eastAsia="Avenir Next"/>
+                <w:color w:val="1A1A1A"/>
                 <w:sz w:val="20"/>
                 <w:szCs w:val="20"/>
               </w:rPr>
-              <w:t xml:space="preserve">a.</w:t>
-            </w:r>
-            <w:r>
-              <w:rPr>
-                <w:rFonts w:ascii="Avenir Next" w:hAnsi="Avenir Next" w:cs="Avenir Next" w:eastAsia="Avenir Next"/>
-                <w:color w:val="1A1A1A"/>
-                <w:sz w:val="20"/>
-                <w:szCs w:val="20"/>
-              </w:rPr>
               <w:tab/>
             </w:r>
             <w:r>
               <w:rPr>
                 <w:rFonts w:ascii="Avenir Next" w:hAnsi="Avenir Next" w:cs="Avenir Next" w:eastAsia="Avenir Next"/>
                 <w:color w:val="1A1A1A"/>
-                <w:sz w:val="20"/>
+                <w:sz w:val="22"/>
                 <w:szCs w:val="20"/>
               </w:rPr>
               <w:t xml:space="preserve">Write an expression for Gym A’s cost after </w:t>
@@ -3030,7 +3034,7 @@
                 <w:rFonts w:ascii="Avenir Next" w:hAnsi="Avenir Next" w:cs="Avenir Next" w:eastAsia="Avenir Next"/>
                 <w:i/>
                 <w:color w:val="1A1A1A"/>
-                <w:sz w:val="20"/>
+                <w:sz w:val="22"/>
                 <w:szCs w:val="20"/>
               </w:rPr>
               <w:t xml:space="preserve">m</w:t>
@@ -3039,7 +3043,7 @@
               <w:rPr>
                 <w:rFonts w:ascii="Avenir Next" w:hAnsi="Avenir Next" w:cs="Avenir Next" w:eastAsia="Avenir Next"/>
                 <w:color w:val="1A1A1A"/>
-                <w:sz w:val="20"/>
+                <w:sz w:val="22"/>
                 <w:szCs w:val="20"/>
               </w:rPr>
               <w:t xml:space="preserve"> months.</w:t>
@@ -3078,25 +3082,25 @@
                 <w:rFonts w:ascii="Avenir Next" w:hAnsi="Avenir Next" w:cs="Avenir Next" w:eastAsia="Avenir Next"/>
                 <w:b/>
                 <w:color w:val="003A70"/>
+                <w:sz w:val="22"/>
+                <w:szCs w:val="20"/>
+              </w:rPr>
+              <w:t xml:space="preserve">b.</w:t>
+            </w:r>
+            <w:r>
+              <w:rPr>
+                <w:rFonts w:ascii="Avenir Next" w:hAnsi="Avenir Next" w:cs="Avenir Next" w:eastAsia="Avenir Next"/>
+                <w:color w:val="1A1A1A"/>
                 <w:sz w:val="20"/>
                 <w:szCs w:val="20"/>
               </w:rPr>
-              <w:t xml:space="preserve">b.</w:t>
-            </w:r>
-            <w:r>
-              <w:rPr>
-                <w:rFonts w:ascii="Avenir Next" w:hAnsi="Avenir Next" w:cs="Avenir Next" w:eastAsia="Avenir Next"/>
-                <w:color w:val="1A1A1A"/>
-                <w:sz w:val="20"/>
-                <w:szCs w:val="20"/>
-              </w:rPr>
               <w:tab/>
             </w:r>
             <w:r>
               <w:rPr>
                 <w:rFonts w:ascii="Avenir Next" w:hAnsi="Avenir Next" w:cs="Avenir Next" w:eastAsia="Avenir Next"/>
                 <w:color w:val="1A1A1A"/>
-                <w:sz w:val="20"/>
+                <w:sz w:val="22"/>
                 <w:szCs w:val="20"/>
               </w:rPr>
               <w:t xml:space="preserve">Gym B charges no joining fee but $24 each month. Write its expression.</w:t>
@@ -3135,10 +3139,28 @@
                 <w:rFonts w:ascii="Avenir Next" w:hAnsi="Avenir Next" w:cs="Avenir Next" w:eastAsia="Avenir Next"/>
                 <w:b/>
                 <w:color w:val="003A70"/>
+                <w:sz w:val="22"/>
+                <w:szCs w:val="20"/>
+              </w:rPr>
+              <w:t xml:space="preserve">c.</w:t>
+            </w:r>
+            <w:r>
+              <w:rPr>
+                <w:rFonts w:ascii="Avenir Next" w:hAnsi="Avenir Next" w:cs="Avenir Next" w:eastAsia="Avenir Next"/>
+                <w:color w:val="1A1A1A"/>
                 <w:sz w:val="20"/>
                 <w:szCs w:val="20"/>
               </w:rPr>
-              <w:t xml:space="preserve">c.</w:t>
+              <w:tab/>
+            </w:r>
+            <w:r>
+              <w:rPr>
+                <w:rFonts w:ascii="Avenir Next" w:hAnsi="Avenir Next" w:cs="Avenir Next" w:eastAsia="Avenir Next"/>
+                <w:color w:val="1A1A1A"/>
+                <w:sz w:val="22"/>
+                <w:szCs w:val="20"/>
+              </w:rPr>
+              <w:t xml:space="preserve">Which gym costs less for 5 months? Show how you know.</w:t>
             </w:r>
             <w:r>
               <w:rPr>
@@ -3147,7 +3169,7 @@
                 <w:sz w:val="20"/>
                 <w:szCs w:val="20"/>
               </w:rPr>
-              <w:tab/>
+              <w:t xml:space="preserve">  </w:t>
             </w:r>
             <w:r>
               <w:rPr>
@@ -3155,24 +3177,6 @@
                 <w:color w:val="1A1A1A"/>
                 <w:sz w:val="20"/>
                 <w:szCs w:val="20"/>
-              </w:rPr>
-              <w:t xml:space="preserve">Which gym costs less for 5 months? Show how you know.</w:t>
-            </w:r>
-            <w:r>
-              <w:rPr>
-                <w:rFonts w:ascii="Avenir Next" w:hAnsi="Avenir Next" w:cs="Avenir Next" w:eastAsia="Avenir Next"/>
-                <w:color w:val="1A1A1A"/>
-                <w:sz w:val="20"/>
-                <w:szCs w:val="20"/>
-              </w:rPr>
-              <w:t xml:space="preserve">  </w:t>
-            </w:r>
-            <w:r>
-              <w:rPr>
-                <w:rFonts w:ascii="Avenir Next" w:hAnsi="Avenir Next" w:cs="Avenir Next" w:eastAsia="Avenir Next"/>
-                <w:color w:val="1A1A1A"/>
-                <w:sz w:val="20"/>
-                <w:szCs w:val="20"/>
                 <w:u w:val="single"/>
               </w:rPr>
               <w:t xml:space="preserve">                      </w:t>
@@ -3180,7 +3184,7 @@
           </w:p>
           <w:p>
             <w:pPr>
-              <w:spacing w:before="0" w:after="0" w:line="60" w:lineRule="auto"/>
+              <w:spacing w:before="0" w:after="0" w:line="50" w:lineRule="exact"/>
             </w:pPr>
           </w:p>
           <w:tbl>
@@ -3238,7 +3242,7 @@
           </w:tbl>
           <w:p>
             <w:pPr>
-              <w:spacing w:before="0" w:after="0" w:line="24" w:lineRule="auto"/>
+              <w:spacing w:before="0" w:after="0" w:line="50" w:lineRule="exact"/>
             </w:pPr>
           </w:p>
         </w:tc>
@@ -3246,11 +3250,12 @@
     </w:tbl>
     <w:p>
       <w:pPr>
-        <w:spacing w:before="0" w:after="0" w:line="20" w:lineRule="exact"/>
+        <w:spacing w:before="0" w:after="0" w:line="50" w:lineRule="exact"/>
       </w:pPr>
     </w:p>
     <w:p>
       <w:pPr>
+        <w:pStyle w:val="Heading2"/>
         <w:keepNext/>
         <w:pBdr>
           <w:bottom w:val="single" w:sz="8" w:space="3" w:color="003A70"/>
@@ -3266,7 +3271,7 @@
           <w:b/>
           <w:color w:val="003A70"/>
           <w:spacing w:val="14"/>
-          <w:sz w:val="19"/>
+          <w:sz w:val="22"/>
           <w:szCs w:val="19"/>
         </w:rPr>
         <w:t xml:space="preserve">FIND THE ERROR</w:t>
@@ -3285,7 +3290,7 @@
           <w:rFonts w:ascii="Avenir Next" w:hAnsi="Avenir Next" w:cs="Avenir Next" w:eastAsia="Avenir Next"/>
           <w:i/>
           <w:color w:val="5A5F66"/>
-          <w:sz w:val="17"/>
+          <w:sz w:val="22"/>
           <w:szCs w:val="17"/>
         </w:rPr>
         <w:t xml:space="preserve">explain the mistake, then fix it</w:t>
@@ -3293,7 +3298,7 @@
     </w:p>
     <w:p>
       <w:pPr>
-        <w:spacing w:before="0" w:after="0" w:line="20" w:lineRule="exact"/>
+        <w:spacing w:before="0" w:after="0" w:line="50" w:lineRule="exact"/>
       </w:pPr>
     </w:p>
     <w:tbl>
@@ -3343,18 +3348,18 @@
                 <w:rFonts w:ascii="Avenir Next" w:hAnsi="Avenir Next" w:cs="Avenir Next" w:eastAsia="Avenir Next"/>
                 <w:b/>
                 <w:color w:val="1A1A1A"/>
+                <w:sz w:val="22"/>
+                <w:szCs w:val="20"/>
+              </w:rPr>
+              <w:t xml:space="preserve">9.</w:t>
+            </w:r>
+            <w:r>
+              <w:rPr>
+                <w:rFonts w:ascii="Avenir Next" w:hAnsi="Avenir Next" w:cs="Avenir Next" w:eastAsia="Avenir Next"/>
+                <w:color w:val="1A1A1A"/>
                 <w:sz w:val="20"/>
                 <w:szCs w:val="20"/>
               </w:rPr>
-              <w:t xml:space="preserve">9.</w:t>
-            </w:r>
-            <w:r>
-              <w:rPr>
-                <w:rFonts w:ascii="Avenir Next" w:hAnsi="Avenir Next" w:cs="Avenir Next" w:eastAsia="Avenir Next"/>
-                <w:color w:val="1A1A1A"/>
-                <w:sz w:val="20"/>
-                <w:szCs w:val="20"/>
-              </w:rPr>
               <w:tab/>
             </w:r>
             <w:r>
@@ -3362,7 +3367,7 @@
                 <w:rFonts w:ascii="Avenir Next" w:hAnsi="Avenir Next" w:cs="Avenir Next" w:eastAsia="Avenir Next"/>
                 <w:b/>
                 <w:color w:val="1A1A1A"/>
-                <w:sz w:val="20"/>
+                <w:sz w:val="22"/>
                 <w:szCs w:val="20"/>
               </w:rPr>
               <w:t xml:space="preserve">Omar’s Work.  </w:t>
@@ -3371,7 +3376,7 @@
               <w:rPr>
                 <w:rFonts w:ascii="Avenir Next" w:hAnsi="Avenir Next" w:cs="Avenir Next" w:eastAsia="Avenir Next"/>
                 <w:color w:val="1A1A1A"/>
-                <w:sz w:val="20"/>
+                <w:sz w:val="22"/>
                 <w:szCs w:val="20"/>
               </w:rPr>
               <w:t xml:space="preserve">Books cost $9 each and shipping is $5 one time. Omar wrote 9 + 5</w:t>
@@ -3381,7 +3386,7 @@
                 <w:rFonts w:ascii="Avenir Next" w:hAnsi="Avenir Next" w:cs="Avenir Next" w:eastAsia="Avenir Next"/>
                 <w:i/>
                 <w:color w:val="1A1A1A"/>
-                <w:sz w:val="20"/>
+                <w:sz w:val="22"/>
                 <w:szCs w:val="20"/>
               </w:rPr>
               <w:t xml:space="preserve">k</w:t>
@@ -3390,7 +3395,7 @@
               <w:rPr>
                 <w:rFonts w:ascii="Avenir Next" w:hAnsi="Avenir Next" w:cs="Avenir Next" w:eastAsia="Avenir Next"/>
                 <w:color w:val="1A1A1A"/>
-                <w:sz w:val="20"/>
+                <w:sz w:val="22"/>
                 <w:szCs w:val="20"/>
               </w:rPr>
               <w:t xml:space="preserve"> for </w:t>
@@ -3400,7 +3405,7 @@
                 <w:rFonts w:ascii="Avenir Next" w:hAnsi="Avenir Next" w:cs="Avenir Next" w:eastAsia="Avenir Next"/>
                 <w:i/>
                 <w:color w:val="1A1A1A"/>
-                <w:sz w:val="20"/>
+                <w:sz w:val="22"/>
                 <w:szCs w:val="20"/>
               </w:rPr>
               <w:t xml:space="preserve">k</w:t>
@@ -3409,7 +3414,7 @@
               <w:rPr>
                 <w:rFonts w:ascii="Avenir Next" w:hAnsi="Avenir Next" w:cs="Avenir Next" w:eastAsia="Avenir Next"/>
                 <w:color w:val="1A1A1A"/>
-                <w:sz w:val="20"/>
+                <w:sz w:val="22"/>
                 <w:szCs w:val="20"/>
               </w:rPr>
               <w:t xml:space="preserve"> books. Explain his mistake. Then write the correct expression.</w:t>
@@ -3455,7 +3460,7 @@
                 </w:tcPr>
                 <w:p>
                   <w:pPr>
-                    <w:spacing w:before="0" w:after="0" w:line="240" w:lineRule="auto"/>
+                    <w:spacing w:before="0" w:after="0" w:line="50" w:lineRule="exact"/>
                   </w:pPr>
                 </w:p>
               </w:tc>
@@ -3475,7 +3480,7 @@
                 </w:tcPr>
                 <w:p>
                   <w:pPr>
-                    <w:spacing w:before="0" w:after="0" w:line="240" w:lineRule="auto"/>
+                    <w:spacing w:before="0" w:after="0" w:line="50" w:lineRule="exact"/>
                   </w:pPr>
                 </w:p>
               </w:tc>
@@ -3495,7 +3500,7 @@
                 </w:tcPr>
                 <w:p>
                   <w:pPr>
-                    <w:spacing w:before="0" w:after="0" w:line="240" w:lineRule="auto"/>
+                    <w:spacing w:before="0" w:after="0" w:line="50" w:lineRule="exact"/>
                   </w:pPr>
                 </w:p>
               </w:tc>
@@ -3503,7 +3508,7 @@
           </w:tbl>
           <w:p>
             <w:pPr>
-              <w:spacing w:before="0" w:after="0" w:line="24" w:lineRule="auto"/>
+              <w:spacing w:before="0" w:after="0" w:line="50" w:lineRule="exact"/>
             </w:pPr>
           </w:p>
         </w:tc>
@@ -3511,11 +3516,12 @@
     </w:tbl>
     <w:p>
       <w:pPr>
-        <w:spacing w:before="0" w:after="0" w:line="20" w:lineRule="exact"/>
+        <w:spacing w:before="0" w:after="0" w:line="50" w:lineRule="exact"/>
       </w:pPr>
     </w:p>
     <w:p>
       <w:pPr>
+        <w:pStyle w:val="Heading2"/>
         <w:keepNext/>
         <w:pBdr>
           <w:bottom w:val="single" w:sz="8" w:space="3" w:color="003A70"/>
@@ -3531,7 +3537,7 @@
           <w:b/>
           <w:color w:val="003A70"/>
           <w:spacing w:val="14"/>
-          <w:sz w:val="19"/>
+          <w:sz w:val="22"/>
           <w:szCs w:val="19"/>
         </w:rPr>
         <w:t xml:space="preserve">TEST PRACTICE</w:t>
@@ -3550,7 +3556,7 @@
           <w:rFonts w:ascii="Avenir Next" w:hAnsi="Avenir Next" w:cs="Avenir Next" w:eastAsia="Avenir Next"/>
           <w:i/>
           <w:color w:val="5A5F66"/>
-          <w:sz w:val="17"/>
+          <w:sz w:val="22"/>
           <w:szCs w:val="17"/>
         </w:rPr>
         <w:t xml:space="preserve">choose the best answer</w:t>
@@ -3558,7 +3564,7 @@
     </w:p>
     <w:p>
       <w:pPr>
-        <w:spacing w:before="0" w:after="0" w:line="20" w:lineRule="exact"/>
+        <w:spacing w:before="0" w:after="0" w:line="50" w:lineRule="exact"/>
       </w:pPr>
     </w:p>
     <w:tbl>
@@ -3608,25 +3614,25 @@
                 <w:rFonts w:ascii="Avenir Next" w:hAnsi="Avenir Next" w:cs="Avenir Next" w:eastAsia="Avenir Next"/>
                 <w:b/>
                 <w:color w:val="1A1A1A"/>
+                <w:sz w:val="22"/>
+                <w:szCs w:val="20"/>
+              </w:rPr>
+              <w:t xml:space="preserve">10.</w:t>
+            </w:r>
+            <w:r>
+              <w:rPr>
+                <w:rFonts w:ascii="Avenir Next" w:hAnsi="Avenir Next" w:cs="Avenir Next" w:eastAsia="Avenir Next"/>
+                <w:color w:val="1A1A1A"/>
                 <w:sz w:val="20"/>
                 <w:szCs w:val="20"/>
               </w:rPr>
-              <w:t xml:space="preserve">10.</w:t>
-            </w:r>
-            <w:r>
-              <w:rPr>
-                <w:rFonts w:ascii="Avenir Next" w:hAnsi="Avenir Next" w:cs="Avenir Next" w:eastAsia="Avenir Next"/>
-                <w:color w:val="1A1A1A"/>
-                <w:sz w:val="20"/>
-                <w:szCs w:val="20"/>
-              </w:rPr>
               <w:tab/>
             </w:r>
             <w:r>
               <w:rPr>
                 <w:rFonts w:ascii="Avenir Next" w:hAnsi="Avenir Next" w:cs="Avenir Next" w:eastAsia="Avenir Next"/>
                 <w:color w:val="1A1A1A"/>
-                <w:sz w:val="20"/>
+                <w:sz w:val="22"/>
                 <w:szCs w:val="20"/>
               </w:rPr>
               <w:t xml:space="preserve">“5 times a number </w:t>
@@ -3636,7 +3642,7 @@
                 <w:rFonts w:ascii="Avenir Next" w:hAnsi="Avenir Next" w:cs="Avenir Next" w:eastAsia="Avenir Next"/>
                 <w:i/>
                 <w:color w:val="1A1A1A"/>
-                <w:sz w:val="20"/>
+                <w:sz w:val="22"/>
                 <w:szCs w:val="20"/>
               </w:rPr>
               <w:t xml:space="preserve">x</w:t>
@@ -3645,7 +3651,7 @@
               <w:rPr>
                 <w:rFonts w:ascii="Avenir Next" w:hAnsi="Avenir Next" w:cs="Avenir Next" w:eastAsia="Avenir Next"/>
                 <w:color w:val="1A1A1A"/>
-                <w:sz w:val="20"/>
+                <w:sz w:val="22"/>
                 <w:szCs w:val="20"/>
               </w:rPr>
               <w:t xml:space="preserve">” is written —</w:t>
@@ -3701,27 +3707,27 @@
                       <w:rFonts w:ascii="Avenir Next" w:hAnsi="Avenir Next" w:cs="Avenir Next" w:eastAsia="Avenir Next"/>
                       <w:b/>
                       <w:color w:val="003A70"/>
+                      <w:sz w:val="22"/>
+                      <w:szCs w:val="19"/>
+                    </w:rPr>
+                    <w:t xml:space="preserve">A</w:t>
+                  </w:r>
+                  <w:r>
+                    <w:rPr>
+                      <w:rFonts w:ascii="Avenir Next" w:hAnsi="Avenir Next" w:cs="Avenir Next" w:eastAsia="Avenir Next"/>
+                      <w:color w:val="1A1A1A"/>
                       <w:sz w:val="19"/>
                       <w:szCs w:val="19"/>
                     </w:rPr>
-                    <w:t xml:space="preserve">A</w:t>
-                  </w:r>
-                  <w:r>
-                    <w:rPr>
-                      <w:rFonts w:ascii="Avenir Next" w:hAnsi="Avenir Next" w:cs="Avenir Next" w:eastAsia="Avenir Next"/>
-                      <w:color w:val="1A1A1A"/>
-                      <w:sz w:val="19"/>
+                    <w:tab/>
+                  </w:r>
+                  <w:r>
+                    <w:rPr>
+                      <w:rFonts w:ascii="Avenir Next" w:hAnsi="Avenir Next" w:cs="Avenir Next" w:eastAsia="Avenir Next"/>
+                      <w:color w:val="1A1A1A"/>
+                      <w:sz w:val="22"/>
                       <w:szCs w:val="19"/>
                     </w:rPr>
-                    <w:tab/>
-                  </w:r>
-                  <w:r>
-                    <w:rPr>
-                      <w:rFonts w:ascii="Avenir Next" w:hAnsi="Avenir Next" w:cs="Avenir Next" w:eastAsia="Avenir Next"/>
-                      <w:color w:val="1A1A1A"/>
-                      <w:sz w:val="19"/>
-                      <w:szCs w:val="19"/>
-                    </w:rPr>
                     <w:t xml:space="preserve">5 + </w:t>
                   </w:r>
                   <w:r>
@@ -3729,7 +3735,7 @@
                       <w:rFonts w:ascii="Avenir Next" w:hAnsi="Avenir Next" w:cs="Avenir Next" w:eastAsia="Avenir Next"/>
                       <w:i/>
                       <w:color w:val="1A1A1A"/>
-                      <w:sz w:val="19"/>
+                      <w:sz w:val="22"/>
                       <w:szCs w:val="19"/>
                     </w:rPr>
                     <w:t xml:space="preserve">x</w:t>
@@ -3754,35 +3760,35 @@
                       <w:rFonts w:ascii="Avenir Next" w:hAnsi="Avenir Next" w:cs="Avenir Next" w:eastAsia="Avenir Next"/>
                       <w:b/>
                       <w:color w:val="003A70"/>
+                      <w:sz w:val="22"/>
+                      <w:szCs w:val="19"/>
+                    </w:rPr>
+                    <w:t xml:space="preserve">B</w:t>
+                  </w:r>
+                  <w:r>
+                    <w:rPr>
+                      <w:rFonts w:ascii="Avenir Next" w:hAnsi="Avenir Next" w:cs="Avenir Next" w:eastAsia="Avenir Next"/>
+                      <w:color w:val="1A1A1A"/>
                       <w:sz w:val="19"/>
                       <w:szCs w:val="19"/>
                     </w:rPr>
-                    <w:t xml:space="preserve">B</w:t>
-                  </w:r>
-                  <w:r>
-                    <w:rPr>
-                      <w:rFonts w:ascii="Avenir Next" w:hAnsi="Avenir Next" w:cs="Avenir Next" w:eastAsia="Avenir Next"/>
-                      <w:color w:val="1A1A1A"/>
-                      <w:sz w:val="19"/>
+                    <w:tab/>
+                  </w:r>
+                  <w:r>
+                    <w:rPr>
+                      <w:rFonts w:ascii="Avenir Next" w:hAnsi="Avenir Next" w:cs="Avenir Next" w:eastAsia="Avenir Next"/>
+                      <w:i/>
+                      <w:color w:val="1A1A1A"/>
+                      <w:sz w:val="22"/>
                       <w:szCs w:val="19"/>
                     </w:rPr>
-                    <w:tab/>
-                  </w:r>
-                  <w:r>
-                    <w:rPr>
-                      <w:rFonts w:ascii="Avenir Next" w:hAnsi="Avenir Next" w:cs="Avenir Next" w:eastAsia="Avenir Next"/>
-                      <w:i/>
-                      <w:color w:val="1A1A1A"/>
-                      <w:sz w:val="19"/>
-                      <w:szCs w:val="19"/>
-                    </w:rPr>
                     <w:t xml:space="preserve">x</w:t>
                   </w:r>
                   <w:r>
                     <w:rPr>
                       <w:rFonts w:ascii="Avenir Next" w:hAnsi="Avenir Next" w:cs="Avenir Next" w:eastAsia="Avenir Next"/>
                       <w:color w:val="1A1A1A"/>
-                      <w:sz w:val="19"/>
+                      <w:sz w:val="22"/>
                       <w:szCs w:val="19"/>
                     </w:rPr>
                     <w:t xml:space="preserve"> − 5</w:t>
@@ -3807,27 +3813,27 @@
                       <w:rFonts w:ascii="Avenir Next" w:hAnsi="Avenir Next" w:cs="Avenir Next" w:eastAsia="Avenir Next"/>
                       <w:b/>
                       <w:color w:val="003A70"/>
+                      <w:sz w:val="22"/>
+                      <w:szCs w:val="19"/>
+                    </w:rPr>
+                    <w:t xml:space="preserve">C</w:t>
+                  </w:r>
+                  <w:r>
+                    <w:rPr>
+                      <w:rFonts w:ascii="Avenir Next" w:hAnsi="Avenir Next" w:cs="Avenir Next" w:eastAsia="Avenir Next"/>
+                      <w:color w:val="1A1A1A"/>
                       <w:sz w:val="19"/>
                       <w:szCs w:val="19"/>
                     </w:rPr>
-                    <w:t xml:space="preserve">C</w:t>
-                  </w:r>
-                  <w:r>
-                    <w:rPr>
-                      <w:rFonts w:ascii="Avenir Next" w:hAnsi="Avenir Next" w:cs="Avenir Next" w:eastAsia="Avenir Next"/>
-                      <w:color w:val="1A1A1A"/>
-                      <w:sz w:val="19"/>
+                    <w:tab/>
+                  </w:r>
+                  <w:r>
+                    <w:rPr>
+                      <w:rFonts w:ascii="Avenir Next" w:hAnsi="Avenir Next" w:cs="Avenir Next" w:eastAsia="Avenir Next"/>
+                      <w:color w:val="1A1A1A"/>
+                      <w:sz w:val="22"/>
                       <w:szCs w:val="19"/>
                     </w:rPr>
-                    <w:tab/>
-                  </w:r>
-                  <w:r>
-                    <w:rPr>
-                      <w:rFonts w:ascii="Avenir Next" w:hAnsi="Avenir Next" w:cs="Avenir Next" w:eastAsia="Avenir Next"/>
-                      <w:color w:val="1A1A1A"/>
-                      <w:sz w:val="19"/>
-                      <w:szCs w:val="19"/>
-                    </w:rPr>
                     <w:t xml:space="preserve">5</w:t>
                   </w:r>
                   <w:r>
@@ -3835,7 +3841,7 @@
                       <w:rFonts w:ascii="Avenir Next" w:hAnsi="Avenir Next" w:cs="Avenir Next" w:eastAsia="Avenir Next"/>
                       <w:i/>
                       <w:color w:val="1A1A1A"/>
-                      <w:sz w:val="19"/>
+                      <w:sz w:val="22"/>
                       <w:szCs w:val="19"/>
                     </w:rPr>
                     <w:t xml:space="preserve">x</w:t>
@@ -3860,35 +3866,35 @@
                       <w:rFonts w:ascii="Avenir Next" w:hAnsi="Avenir Next" w:cs="Avenir Next" w:eastAsia="Avenir Next"/>
                       <w:b/>
                       <w:color w:val="003A70"/>
+                      <w:sz w:val="22"/>
+                      <w:szCs w:val="19"/>
+                    </w:rPr>
+                    <w:t xml:space="preserve">D</w:t>
+                  </w:r>
+                  <w:r>
+                    <w:rPr>
+                      <w:rFonts w:ascii="Avenir Next" w:hAnsi="Avenir Next" w:cs="Avenir Next" w:eastAsia="Avenir Next"/>
+                      <w:color w:val="1A1A1A"/>
                       <w:sz w:val="19"/>
                       <w:szCs w:val="19"/>
                     </w:rPr>
-                    <w:t xml:space="preserve">D</w:t>
-                  </w:r>
-                  <w:r>
-                    <w:rPr>
-                      <w:rFonts w:ascii="Avenir Next" w:hAnsi="Avenir Next" w:cs="Avenir Next" w:eastAsia="Avenir Next"/>
-                      <w:color w:val="1A1A1A"/>
-                      <w:sz w:val="19"/>
+                    <w:tab/>
+                  </w:r>
+                  <w:r>
+                    <w:rPr>
+                      <w:rFonts w:ascii="Avenir Next" w:hAnsi="Avenir Next" w:cs="Avenir Next" w:eastAsia="Avenir Next"/>
+                      <w:i/>
+                      <w:color w:val="1A1A1A"/>
+                      <w:sz w:val="22"/>
                       <w:szCs w:val="19"/>
                     </w:rPr>
-                    <w:tab/>
-                  </w:r>
-                  <w:r>
-                    <w:rPr>
-                      <w:rFonts w:ascii="Avenir Next" w:hAnsi="Avenir Next" w:cs="Avenir Next" w:eastAsia="Avenir Next"/>
-                      <w:i/>
-                      <w:color w:val="1A1A1A"/>
-                      <w:sz w:val="19"/>
-                      <w:szCs w:val="19"/>
-                    </w:rPr>
                     <w:t xml:space="preserve">x</w:t>
                   </w:r>
                   <w:r>
                     <w:rPr>
                       <w:rFonts w:ascii="Avenir Next" w:hAnsi="Avenir Next" w:cs="Avenir Next" w:eastAsia="Avenir Next"/>
                       <w:color w:val="1A1A1A"/>
-                      <w:sz w:val="19"/>
+                      <w:sz w:val="22"/>
                       <w:szCs w:val="19"/>
                     </w:rPr>
                     <w:t xml:space="preserve"> ÷ 5</w:t>
@@ -3899,7 +3905,7 @@
           </w:tbl>
           <w:p>
             <w:pPr>
-              <w:spacing w:before="0" w:after="0" w:line="24" w:lineRule="auto"/>
+              <w:spacing w:before="0" w:after="0" w:line="50" w:lineRule="exact"/>
             </w:pPr>
           </w:p>
         </w:tc>
@@ -3907,12 +3913,12 @@
     </w:tbl>
     <w:p>
       <w:pPr>
-        <w:spacing w:before="0" w:after="0" w:line="20" w:lineRule="exact"/>
+        <w:spacing w:before="0" w:after="0" w:line="50" w:lineRule="exact"/>
       </w:pPr>
     </w:p>
     <w:p>
       <w:pPr>
-        <w:spacing w:before="0" w:after="0" w:line="20" w:lineRule="exact"/>
+        <w:spacing w:before="0" w:after="0" w:line="50" w:lineRule="exact"/>
       </w:pPr>
     </w:p>
     <w:tbl>
@@ -3962,25 +3968,25 @@
                 <w:rFonts w:ascii="Avenir Next" w:hAnsi="Avenir Next" w:cs="Avenir Next" w:eastAsia="Avenir Next"/>
                 <w:b/>
                 <w:color w:val="1A1A1A"/>
+                <w:sz w:val="22"/>
+                <w:szCs w:val="20"/>
+              </w:rPr>
+              <w:t xml:space="preserve">11.</w:t>
+            </w:r>
+            <w:r>
+              <w:rPr>
+                <w:rFonts w:ascii="Avenir Next" w:hAnsi="Avenir Next" w:cs="Avenir Next" w:eastAsia="Avenir Next"/>
+                <w:color w:val="1A1A1A"/>
                 <w:sz w:val="20"/>
                 <w:szCs w:val="20"/>
               </w:rPr>
-              <w:t xml:space="preserve">11.</w:t>
-            </w:r>
-            <w:r>
-              <w:rPr>
-                <w:rFonts w:ascii="Avenir Next" w:hAnsi="Avenir Next" w:cs="Avenir Next" w:eastAsia="Avenir Next"/>
-                <w:color w:val="1A1A1A"/>
-                <w:sz w:val="20"/>
-                <w:szCs w:val="20"/>
-              </w:rPr>
               <w:tab/>
             </w:r>
             <w:r>
               <w:rPr>
                 <w:rFonts w:ascii="Avenir Next" w:hAnsi="Avenir Next" w:cs="Avenir Next" w:eastAsia="Avenir Next"/>
                 <w:color w:val="1A1A1A"/>
-                <w:sz w:val="20"/>
+                <w:sz w:val="22"/>
                 <w:szCs w:val="20"/>
               </w:rPr>
               <w:t xml:space="preserve">“4 less than a number </w:t>
@@ -3990,7 +3996,7 @@
                 <w:rFonts w:ascii="Avenir Next" w:hAnsi="Avenir Next" w:cs="Avenir Next" w:eastAsia="Avenir Next"/>
                 <w:i/>
                 <w:color w:val="1A1A1A"/>
-                <w:sz w:val="20"/>
+                <w:sz w:val="22"/>
                 <w:szCs w:val="20"/>
               </w:rPr>
               <w:t xml:space="preserve">y</w:t>
@@ -3999,7 +4005,7 @@
               <w:rPr>
                 <w:rFonts w:ascii="Avenir Next" w:hAnsi="Avenir Next" w:cs="Avenir Next" w:eastAsia="Avenir Next"/>
                 <w:color w:val="1A1A1A"/>
-                <w:sz w:val="20"/>
+                <w:sz w:val="22"/>
                 <w:szCs w:val="20"/>
               </w:rPr>
               <w:t xml:space="preserve">” is written —</w:t>
@@ -4055,27 +4061,27 @@
                       <w:rFonts w:ascii="Avenir Next" w:hAnsi="Avenir Next" w:cs="Avenir Next" w:eastAsia="Avenir Next"/>
                       <w:b/>
                       <w:color w:val="003A70"/>
+                      <w:sz w:val="22"/>
+                      <w:szCs w:val="19"/>
+                    </w:rPr>
+                    <w:t xml:space="preserve">A</w:t>
+                  </w:r>
+                  <w:r>
+                    <w:rPr>
+                      <w:rFonts w:ascii="Avenir Next" w:hAnsi="Avenir Next" w:cs="Avenir Next" w:eastAsia="Avenir Next"/>
+                      <w:color w:val="1A1A1A"/>
                       <w:sz w:val="19"/>
                       <w:szCs w:val="19"/>
                     </w:rPr>
-                    <w:t xml:space="preserve">A</w:t>
-                  </w:r>
-                  <w:r>
-                    <w:rPr>
-                      <w:rFonts w:ascii="Avenir Next" w:hAnsi="Avenir Next" w:cs="Avenir Next" w:eastAsia="Avenir Next"/>
-                      <w:color w:val="1A1A1A"/>
-                      <w:sz w:val="19"/>
+                    <w:tab/>
+                  </w:r>
+                  <w:r>
+                    <w:rPr>
+                      <w:rFonts w:ascii="Avenir Next" w:hAnsi="Avenir Next" w:cs="Avenir Next" w:eastAsia="Avenir Next"/>
+                      <w:color w:val="1A1A1A"/>
+                      <w:sz w:val="22"/>
                       <w:szCs w:val="19"/>
                     </w:rPr>
-                    <w:tab/>
-                  </w:r>
-                  <w:r>
-                    <w:rPr>
-                      <w:rFonts w:ascii="Avenir Next" w:hAnsi="Avenir Next" w:cs="Avenir Next" w:eastAsia="Avenir Next"/>
-                      <w:color w:val="1A1A1A"/>
-                      <w:sz w:val="19"/>
-                      <w:szCs w:val="19"/>
-                    </w:rPr>
                     <w:t xml:space="preserve">4 − </w:t>
                   </w:r>
                   <w:r>
@@ -4083,7 +4089,7 @@
                       <w:rFonts w:ascii="Avenir Next" w:hAnsi="Avenir Next" w:cs="Avenir Next" w:eastAsia="Avenir Next"/>
                       <w:i/>
                       <w:color w:val="1A1A1A"/>
-                      <w:sz w:val="19"/>
+                      <w:sz w:val="22"/>
                       <w:szCs w:val="19"/>
                     </w:rPr>
                     <w:t xml:space="preserve">y</w:t>
@@ -4108,35 +4114,35 @@
                       <w:rFonts w:ascii="Avenir Next" w:hAnsi="Avenir Next" w:cs="Avenir Next" w:eastAsia="Avenir Next"/>
                       <w:b/>
                       <w:color w:val="003A70"/>
+                      <w:sz w:val="22"/>
+                      <w:szCs w:val="19"/>
+                    </w:rPr>
+                    <w:t xml:space="preserve">B</w:t>
+                  </w:r>
+                  <w:r>
+                    <w:rPr>
+                      <w:rFonts w:ascii="Avenir Next" w:hAnsi="Avenir Next" w:cs="Avenir Next" w:eastAsia="Avenir Next"/>
+                      <w:color w:val="1A1A1A"/>
                       <w:sz w:val="19"/>
                       <w:szCs w:val="19"/>
                     </w:rPr>
-                    <w:t xml:space="preserve">B</w:t>
-                  </w:r>
-                  <w:r>
-                    <w:rPr>
-                      <w:rFonts w:ascii="Avenir Next" w:hAnsi="Avenir Next" w:cs="Avenir Next" w:eastAsia="Avenir Next"/>
-                      <w:color w:val="1A1A1A"/>
-                      <w:sz w:val="19"/>
+                    <w:tab/>
+                  </w:r>
+                  <w:r>
+                    <w:rPr>
+                      <w:rFonts w:ascii="Avenir Next" w:hAnsi="Avenir Next" w:cs="Avenir Next" w:eastAsia="Avenir Next"/>
+                      <w:i/>
+                      <w:color w:val="1A1A1A"/>
+                      <w:sz w:val="22"/>
                       <w:szCs w:val="19"/>
                     </w:rPr>
-                    <w:tab/>
-                  </w:r>
-                  <w:r>
-                    <w:rPr>
-                      <w:rFonts w:ascii="Avenir Next" w:hAnsi="Avenir Next" w:cs="Avenir Next" w:eastAsia="Avenir Next"/>
-                      <w:i/>
-                      <w:color w:val="1A1A1A"/>
-                      <w:sz w:val="19"/>
-                      <w:szCs w:val="19"/>
-                    </w:rPr>
                     <w:t xml:space="preserve">y</w:t>
                   </w:r>
                   <w:r>
                     <w:rPr>
                       <w:rFonts w:ascii="Avenir Next" w:hAnsi="Avenir Next" w:cs="Avenir Next" w:eastAsia="Avenir Next"/>
                       <w:color w:val="1A1A1A"/>
-                      <w:sz w:val="19"/>
+                      <w:sz w:val="22"/>
                       <w:szCs w:val="19"/>
                     </w:rPr>
                     <w:t xml:space="preserve"> − 4</w:t>
@@ -4161,27 +4167,27 @@
                       <w:rFonts w:ascii="Avenir Next" w:hAnsi="Avenir Next" w:cs="Avenir Next" w:eastAsia="Avenir Next"/>
                       <w:b/>
                       <w:color w:val="003A70"/>
+                      <w:sz w:val="22"/>
+                      <w:szCs w:val="19"/>
+                    </w:rPr>
+                    <w:t xml:space="preserve">C</w:t>
+                  </w:r>
+                  <w:r>
+                    <w:rPr>
+                      <w:rFonts w:ascii="Avenir Next" w:hAnsi="Avenir Next" w:cs="Avenir Next" w:eastAsia="Avenir Next"/>
+                      <w:color w:val="1A1A1A"/>
                       <w:sz w:val="19"/>
                       <w:szCs w:val="19"/>
                     </w:rPr>
-                    <w:t xml:space="preserve">C</w:t>
-                  </w:r>
-                  <w:r>
-                    <w:rPr>
-                      <w:rFonts w:ascii="Avenir Next" w:hAnsi="Avenir Next" w:cs="Avenir Next" w:eastAsia="Avenir Next"/>
-                      <w:color w:val="1A1A1A"/>
-                      <w:sz w:val="19"/>
+                    <w:tab/>
+                  </w:r>
+                  <w:r>
+                    <w:rPr>
+                      <w:rFonts w:ascii="Avenir Next" w:hAnsi="Avenir Next" w:cs="Avenir Next" w:eastAsia="Avenir Next"/>
+                      <w:color w:val="1A1A1A"/>
+                      <w:sz w:val="22"/>
                       <w:szCs w:val="19"/>
                     </w:rPr>
-                    <w:tab/>
-                  </w:r>
-                  <w:r>
-                    <w:rPr>
-                      <w:rFonts w:ascii="Avenir Next" w:hAnsi="Avenir Next" w:cs="Avenir Next" w:eastAsia="Avenir Next"/>
-                      <w:color w:val="1A1A1A"/>
-                      <w:sz w:val="19"/>
-                      <w:szCs w:val="19"/>
-                    </w:rPr>
                     <w:t xml:space="preserve">4</w:t>
                   </w:r>
                   <w:r>
@@ -4189,7 +4195,7 @@
                       <w:rFonts w:ascii="Avenir Next" w:hAnsi="Avenir Next" w:cs="Avenir Next" w:eastAsia="Avenir Next"/>
                       <w:i/>
                       <w:color w:val="1A1A1A"/>
-                      <w:sz w:val="19"/>
+                      <w:sz w:val="22"/>
                       <w:szCs w:val="19"/>
                     </w:rPr>
                     <w:t xml:space="preserve">y</w:t>
@@ -4214,35 +4220,35 @@
                       <w:rFonts w:ascii="Avenir Next" w:hAnsi="Avenir Next" w:cs="Avenir Next" w:eastAsia="Avenir Next"/>
                       <w:b/>
                       <w:color w:val="003A70"/>
+                      <w:sz w:val="22"/>
+                      <w:szCs w:val="19"/>
+                    </w:rPr>
+                    <w:t xml:space="preserve">D</w:t>
+                  </w:r>
+                  <w:r>
+                    <w:rPr>
+                      <w:rFonts w:ascii="Avenir Next" w:hAnsi="Avenir Next" w:cs="Avenir Next" w:eastAsia="Avenir Next"/>
+                      <w:color w:val="1A1A1A"/>
                       <w:sz w:val="19"/>
                       <w:szCs w:val="19"/>
                     </w:rPr>
-                    <w:t xml:space="preserve">D</w:t>
-                  </w:r>
-                  <w:r>
-                    <w:rPr>
-                      <w:rFonts w:ascii="Avenir Next" w:hAnsi="Avenir Next" w:cs="Avenir Next" w:eastAsia="Avenir Next"/>
-                      <w:color w:val="1A1A1A"/>
-                      <w:sz w:val="19"/>
+                    <w:tab/>
+                  </w:r>
+                  <w:r>
+                    <w:rPr>
+                      <w:rFonts w:ascii="Avenir Next" w:hAnsi="Avenir Next" w:cs="Avenir Next" w:eastAsia="Avenir Next"/>
+                      <w:i/>
+                      <w:color w:val="1A1A1A"/>
+                      <w:sz w:val="22"/>
                       <w:szCs w:val="19"/>
                     </w:rPr>
-                    <w:tab/>
-                  </w:r>
-                  <w:r>
-                    <w:rPr>
-                      <w:rFonts w:ascii="Avenir Next" w:hAnsi="Avenir Next" w:cs="Avenir Next" w:eastAsia="Avenir Next"/>
-                      <w:i/>
-                      <w:color w:val="1A1A1A"/>
-                      <w:sz w:val="19"/>
-                      <w:szCs w:val="19"/>
-                    </w:rPr>
                     <w:t xml:space="preserve">y</w:t>
                   </w:r>
                   <w:r>
                     <w:rPr>
                       <w:rFonts w:ascii="Avenir Next" w:hAnsi="Avenir Next" w:cs="Avenir Next" w:eastAsia="Avenir Next"/>
                       <w:color w:val="1A1A1A"/>
-                      <w:sz w:val="19"/>
+                      <w:sz w:val="22"/>
                       <w:szCs w:val="19"/>
                     </w:rPr>
                     <w:t xml:space="preserve"> + 4</w:t>
@@ -4253,7 +4259,7 @@
           </w:tbl>
           <w:p>
             <w:pPr>
-              <w:spacing w:before="0" w:after="0" w:line="24" w:lineRule="auto"/>
+              <w:spacing w:before="0" w:after="0" w:line="50" w:lineRule="exact"/>
             </w:pPr>
           </w:p>
         </w:tc>
@@ -4261,11 +4267,12 @@
     </w:tbl>
     <w:p>
       <w:pPr>
-        <w:spacing w:before="0" w:after="0" w:line="20" w:lineRule="exact"/>
+        <w:spacing w:before="0" w:after="0" w:line="50" w:lineRule="exact"/>
       </w:pPr>
     </w:p>
     <w:p>
       <w:pPr>
+        <w:pStyle w:val="Heading2"/>
         <w:keepNext/>
         <w:pBdr>
           <w:bottom w:val="single" w:sz="8" w:space="3" w:color="003A70"/>
@@ -4281,7 +4288,7 @@
           <w:b/>
           <w:color w:val="003A70"/>
           <w:spacing w:val="14"/>
-          <w:sz w:val="19"/>
+          <w:sz w:val="22"/>
           <w:szCs w:val="19"/>
         </w:rPr>
         <w:t xml:space="preserve">SELF-CHECK CODE</w:t>
@@ -4300,7 +4307,7 @@
           <w:rFonts w:ascii="Avenir Next" w:hAnsi="Avenir Next" w:cs="Avenir Next" w:eastAsia="Avenir Next"/>
           <w:i/>
           <w:color w:val="5A5F66"/>
-          <w:sz w:val="17"/>
+          <w:sz w:val="22"/>
           <w:szCs w:val="17"/>
         </w:rPr>
         <w:t xml:space="preserve">find your answer · copy its letter into that problem’s box · spell a math word</w:t>
@@ -4358,7 +4365,7 @@
                 <w:rFonts w:ascii="Avenir Next" w:hAnsi="Avenir Next" w:cs="Avenir Next" w:eastAsia="Avenir Next"/>
                 <w:b/>
                 <w:color w:val="1A1A1A"/>
-                <w:sz w:val="18"/>
+                <w:sz w:val="22"/>
                 <w:szCs w:val="18"/>
               </w:rPr>
               <w:t xml:space="preserve">12m + 25</w:t>
@@ -4374,7 +4381,7 @@
                 <w:rFonts w:ascii="Avenir Next" w:hAnsi="Avenir Next" w:cs="Avenir Next" w:eastAsia="Avenir Next"/>
                 <w:b/>
                 <w:color w:val="003A70"/>
-                <w:sz w:val="18"/>
+                <w:sz w:val="22"/>
                 <w:szCs w:val="18"/>
               </w:rPr>
               <w:t xml:space="preserve">T</w:t>
@@ -4397,7 +4404,7 @@
                 <w:rFonts w:ascii="Avenir Next" w:hAnsi="Avenir Next" w:cs="Avenir Next" w:eastAsia="Avenir Next"/>
                 <w:b/>
                 <w:color w:val="1A1A1A"/>
-                <w:sz w:val="18"/>
+                <w:sz w:val="22"/>
                 <w:szCs w:val="18"/>
               </w:rPr>
               <w:t xml:space="preserve">4h</w:t>
@@ -4413,7 +4420,7 @@
                 <w:rFonts w:ascii="Avenir Next" w:hAnsi="Avenir Next" w:cs="Avenir Next" w:eastAsia="Avenir Next"/>
                 <w:b/>
                 <w:color w:val="003A70"/>
-                <w:sz w:val="18"/>
+                <w:sz w:val="22"/>
                 <w:szCs w:val="18"/>
               </w:rPr>
               <w:t xml:space="preserve">E</w:t>
@@ -4436,7 +4443,7 @@
                 <w:rFonts w:ascii="Avenir Next" w:hAnsi="Avenir Next" w:cs="Avenir Next" w:eastAsia="Avenir Next"/>
                 <w:b/>
                 <w:color w:val="1A1A1A"/>
-                <w:sz w:val="18"/>
+                <w:sz w:val="22"/>
                 <w:szCs w:val="18"/>
               </w:rPr>
               <w:t xml:space="preserve">4 + h</w:t>
@@ -4452,7 +4459,7 @@
                 <w:rFonts w:ascii="Avenir Next" w:hAnsi="Avenir Next" w:cs="Avenir Next" w:eastAsia="Avenir Next"/>
                 <w:b/>
                 <w:color w:val="003A70"/>
-                <w:sz w:val="18"/>
+                <w:sz w:val="22"/>
                 <w:szCs w:val="18"/>
               </w:rPr>
               <w:t xml:space="preserve">Q</w:t>
@@ -4475,7 +4482,7 @@
                 <w:rFonts w:ascii="Avenir Next" w:hAnsi="Avenir Next" w:cs="Avenir Next" w:eastAsia="Avenir Next"/>
                 <w:b/>
                 <w:color w:val="1A1A1A"/>
-                <w:sz w:val="18"/>
+                <w:sz w:val="22"/>
                 <w:szCs w:val="18"/>
               </w:rPr>
               <w:t xml:space="preserve">25m + 12</w:t>
@@ -4491,7 +4498,7 @@
                 <w:rFonts w:ascii="Avenir Next" w:hAnsi="Avenir Next" w:cs="Avenir Next" w:eastAsia="Avenir Next"/>
                 <w:b/>
                 <w:color w:val="003A70"/>
-                <w:sz w:val="18"/>
+                <w:sz w:val="22"/>
                 <w:szCs w:val="18"/>
               </w:rPr>
               <w:t xml:space="preserve">X</w:t>
@@ -4514,7 +4521,7 @@
                 <w:rFonts w:ascii="Avenir Next" w:hAnsi="Avenir Next" w:cs="Avenir Next" w:eastAsia="Avenir Next"/>
                 <w:b/>
                 <w:color w:val="1A1A1A"/>
-                <w:sz w:val="18"/>
+                <w:sz w:val="22"/>
                 <w:szCs w:val="18"/>
               </w:rPr>
               <w:t xml:space="preserve">35 − 6c</w:t>
@@ -4530,7 +4537,7 @@
                 <w:rFonts w:ascii="Avenir Next" w:hAnsi="Avenir Next" w:cs="Avenir Next" w:eastAsia="Avenir Next"/>
                 <w:b/>
                 <w:color w:val="003A70"/>
-                <w:sz w:val="18"/>
+                <w:sz w:val="22"/>
                 <w:szCs w:val="18"/>
               </w:rPr>
               <w:t xml:space="preserve">Z</w:t>
@@ -4553,7 +4560,7 @@
                 <w:rFonts w:ascii="Avenir Next" w:hAnsi="Avenir Next" w:cs="Avenir Next" w:eastAsia="Avenir Next"/>
                 <w:b/>
                 <w:color w:val="1A1A1A"/>
-                <w:sz w:val="18"/>
+                <w:sz w:val="22"/>
                 <w:szCs w:val="18"/>
               </w:rPr>
               <w:t xml:space="preserve">6c − 35</w:t>
@@ -4569,7 +4576,7 @@
                 <w:rFonts w:ascii="Avenir Next" w:hAnsi="Avenir Next" w:cs="Avenir Next" w:eastAsia="Avenir Next"/>
                 <w:b/>
                 <w:color w:val="003A70"/>
-                <w:sz w:val="18"/>
+                <w:sz w:val="22"/>
                 <w:szCs w:val="18"/>
               </w:rPr>
               <w:t xml:space="preserve">T</w:t>
@@ -4592,7 +4599,7 @@
                 <w:rFonts w:ascii="Avenir Next" w:hAnsi="Avenir Next" w:cs="Avenir Next" w:eastAsia="Avenir Next"/>
                 <w:b/>
                 <w:color w:val="1A1A1A"/>
-                <w:sz w:val="18"/>
+                <w:sz w:val="22"/>
                 <w:szCs w:val="18"/>
               </w:rPr>
               <w:t xml:space="preserve">11t + 20</w:t>
@@ -4608,7 +4615,7 @@
                 <w:rFonts w:ascii="Avenir Next" w:hAnsi="Avenir Next" w:cs="Avenir Next" w:eastAsia="Avenir Next"/>
                 <w:b/>
                 <w:color w:val="003A70"/>
-                <w:sz w:val="18"/>
+                <w:sz w:val="22"/>
                 <w:szCs w:val="18"/>
               </w:rPr>
               <w:t xml:space="preserve">E</w:t>
@@ -4631,7 +4638,7 @@
                 <w:rFonts w:ascii="Avenir Next" w:hAnsi="Avenir Next" w:cs="Avenir Next" w:eastAsia="Avenir Next"/>
                 <w:b/>
                 <w:color w:val="1A1A1A"/>
-                <w:sz w:val="18"/>
+                <w:sz w:val="22"/>
                 <w:szCs w:val="18"/>
               </w:rPr>
               <w:t xml:space="preserve">9m + 16</w:t>
@@ -4647,7 +4654,7 @@
                 <w:rFonts w:ascii="Avenir Next" w:hAnsi="Avenir Next" w:cs="Avenir Next" w:eastAsia="Avenir Next"/>
                 <w:b/>
                 <w:color w:val="003A70"/>
-                <w:sz w:val="18"/>
+                <w:sz w:val="22"/>
                 <w:szCs w:val="18"/>
               </w:rPr>
               <w:t xml:space="preserve">L</w:t>
@@ -4670,7 +4677,7 @@
                 <w:rFonts w:ascii="Avenir Next" w:hAnsi="Avenir Next" w:cs="Avenir Next" w:eastAsia="Avenir Next"/>
                 <w:b/>
                 <w:color w:val="1A1A1A"/>
-                <w:sz w:val="18"/>
+                <w:sz w:val="22"/>
                 <w:szCs w:val="18"/>
               </w:rPr>
               <w:t xml:space="preserve">20m + 30</w:t>
@@ -4686,7 +4693,7 @@
                 <w:rFonts w:ascii="Avenir Next" w:hAnsi="Avenir Next" w:cs="Avenir Next" w:eastAsia="Avenir Next"/>
                 <w:b/>
                 <w:color w:val="003A70"/>
-                <w:sz w:val="18"/>
+                <w:sz w:val="22"/>
                 <w:szCs w:val="18"/>
               </w:rPr>
               <w:t xml:space="preserve">R</w:t>
@@ -4697,7 +4704,7 @@
     </w:tbl>
     <w:p>
       <w:pPr>
-        <w:spacing w:before="0" w:after="0" w:line="60" w:lineRule="auto"/>
+        <w:spacing w:before="0" w:after="0" w:line="50" w:lineRule="exact"/>
       </w:pPr>
     </w:p>
     <w:tbl>
@@ -4864,7 +4871,7 @@
     </w:tbl>
     <w:p>
       <w:pPr>
-        <w:spacing w:before="0" w:after="0" w:line="40" w:lineRule="auto"/>
+        <w:spacing w:before="0" w:after="0" w:line="50" w:lineRule="exact"/>
       </w:pPr>
     </w:p>
     <w:tbl>
@@ -4906,6 +4913,7 @@
           </w:tcPr>
           <w:p>
             <w:pPr>
+              <w:pStyle w:val="Heading2"/>
               <w:spacing w:before="0" w:after="0" w:line="240" w:lineRule="auto"/>
             </w:pPr>
             <w:r>
@@ -4943,7 +4951,7 @@
               <w:rPr>
                 <w:rFonts w:ascii="Avenir Next" w:hAnsi="Avenir Next" w:cs="Avenir Next" w:eastAsia="Avenir Next"/>
                 <w:color w:val="1A1A1A"/>
-                <w:sz w:val="17"/>
+                <w:sz w:val="22"/>
                 <w:szCs w:val="17"/>
               </w:rPr>
               <w:t xml:space="preserve">  I can do this on my own</w:t>
@@ -4972,7 +4980,7 @@
               <w:rPr>
                 <w:rFonts w:ascii="Avenir Next" w:hAnsi="Avenir Next" w:cs="Avenir Next" w:eastAsia="Avenir Next"/>
                 <w:color w:val="1A1A1A"/>
-                <w:sz w:val="17"/>
+                <w:sz w:val="22"/>
                 <w:szCs w:val="17"/>
               </w:rPr>
               <w:t xml:space="preserve">  I need a little help</w:t>
@@ -5001,7 +5009,7 @@
               <w:rPr>
                 <w:rFonts w:ascii="Avenir Next" w:hAnsi="Avenir Next" w:cs="Avenir Next" w:eastAsia="Avenir Next"/>
                 <w:color w:val="1A1A1A"/>
-                <w:sz w:val="17"/>
+                <w:sz w:val="22"/>
                 <w:szCs w:val="17"/>
               </w:rPr>
               <w:t xml:space="preserve">  I have a question about #</w:t>
@@ -5022,7 +5030,7 @@
     </w:tbl>
     <w:p>
       <w:pPr>
-        <w:spacing w:before="0" w:after="0" w:line="20" w:lineRule="exact"/>
+        <w:spacing w:before="0" w:after="0" w:line="50" w:lineRule="exact"/>
       </w:pPr>
     </w:p>
     <w:sectPr>
@@ -5108,7 +5116,106 @@
               <w:sz w:val="15"/>
               <w:szCs w:val="15"/>
             </w:rPr>
-            <w:t xml:space="preserve">Lesson 6-5  ·  Session 1  ·  Practice Form B</w:t>
+            <w:t xml:space="preserve">6-5 · Page </w:t>
+          </w:r>
+          <w:r>
+            <w:rPr>
+              <w:rFonts w:ascii="Avenir Next" w:hAnsi="Avenir Next" w:cs="Avenir Next" w:eastAsia="Avenir Next"/>
+              <w:color w:val="5A5F66"/>
+              <w:sz w:val="15"/>
+              <w:szCs w:val="15"/>
+            </w:rPr>
+            <w:fldChar w:fldCharType="begin"/>
+          </w:r>
+          <w:r>
+            <w:rPr>
+              <w:rFonts w:ascii="Avenir Next" w:hAnsi="Avenir Next" w:cs="Avenir Next" w:eastAsia="Avenir Next"/>
+              <w:color w:val="5A5F66"/>
+              <w:sz w:val="15"/>
+              <w:szCs w:val="15"/>
+            </w:rPr>
+            <w:instrText xml:space="preserve"> PAGE </w:instrText>
+          </w:r>
+          <w:r>
+            <w:rPr>
+              <w:rFonts w:ascii="Avenir Next" w:hAnsi="Avenir Next" w:cs="Avenir Next" w:eastAsia="Avenir Next"/>
+              <w:color w:val="5A5F66"/>
+              <w:sz w:val="15"/>
+              <w:szCs w:val="15"/>
+            </w:rPr>
+            <w:fldChar w:fldCharType="separate"/>
+          </w:r>
+          <w:r>
+            <w:rPr>
+              <w:rFonts w:ascii="Avenir Next" w:hAnsi="Avenir Next" w:cs="Avenir Next" w:eastAsia="Avenir Next"/>
+              <w:color w:val="5A5F66"/>
+              <w:sz w:val="15"/>
+              <w:szCs w:val="15"/>
+            </w:rPr>
+            <w:t xml:space="preserve">1</w:t>
+          </w:r>
+          <w:r>
+            <w:rPr>
+              <w:rFonts w:ascii="Avenir Next" w:hAnsi="Avenir Next" w:cs="Avenir Next" w:eastAsia="Avenir Next"/>
+              <w:color w:val="5A5F66"/>
+              <w:sz w:val="15"/>
+              <w:szCs w:val="15"/>
+            </w:rPr>
+            <w:fldChar w:fldCharType="end"/>
+          </w:r>
+          <w:r>
+            <w:rPr>
+              <w:rFonts w:ascii="Avenir Next" w:hAnsi="Avenir Next" w:cs="Avenir Next" w:eastAsia="Avenir Next"/>
+              <w:color w:val="5A5F66"/>
+              <w:sz w:val="15"/>
+              <w:szCs w:val="15"/>
+            </w:rPr>
+            <w:t xml:space="preserve"> of </w:t>
+          </w:r>
+          <w:r>
+            <w:rPr>
+              <w:rFonts w:ascii="Avenir Next" w:hAnsi="Avenir Next" w:cs="Avenir Next" w:eastAsia="Avenir Next"/>
+              <w:color w:val="5A5F66"/>
+              <w:sz w:val="15"/>
+              <w:szCs w:val="15"/>
+            </w:rPr>
+            <w:fldChar w:fldCharType="begin"/>
+          </w:r>
+          <w:r>
+            <w:rPr>
+              <w:rFonts w:ascii="Avenir Next" w:hAnsi="Avenir Next" w:cs="Avenir Next" w:eastAsia="Avenir Next"/>
+              <w:color w:val="5A5F66"/>
+              <w:sz w:val="15"/>
+              <w:szCs w:val="15"/>
+            </w:rPr>
+            <w:instrText xml:space="preserve"> NUMPAGES </w:instrText>
+          </w:r>
+          <w:r>
+            <w:rPr>
+              <w:rFonts w:ascii="Avenir Next" w:hAnsi="Avenir Next" w:cs="Avenir Next" w:eastAsia="Avenir Next"/>
+              <w:color w:val="5A5F66"/>
+              <w:sz w:val="15"/>
+              <w:szCs w:val="15"/>
+            </w:rPr>
+            <w:fldChar w:fldCharType="separate"/>
+          </w:r>
+          <w:r>
+            <w:rPr>
+              <w:rFonts w:ascii="Avenir Next" w:hAnsi="Avenir Next" w:cs="Avenir Next" w:eastAsia="Avenir Next"/>
+              <w:color w:val="5A5F66"/>
+              <w:sz w:val="15"/>
+              <w:szCs w:val="15"/>
+            </w:rPr>
+            <w:t xml:space="preserve">1</w:t>
+          </w:r>
+          <w:r>
+            <w:rPr>
+              <w:rFonts w:ascii="Avenir Next" w:hAnsi="Avenir Next" w:cs="Avenir Next" w:eastAsia="Avenir Next"/>
+              <w:color w:val="5A5F66"/>
+              <w:sz w:val="15"/>
+              <w:szCs w:val="15"/>
+            </w:rPr>
+            <w:fldChar w:fldCharType="end"/>
           </w:r>
         </w:p>
       </w:tc>
@@ -5151,5 +5258,23 @@
       </w:tblCellMar>
     </w:tblPr>
   </w:style>
+  <w:style w:type="paragraph" w:styleId="Heading1">
+    <w:name w:val="heading 1"/>
+    <w:basedOn w:val="Normal"/>
+    <w:pPr>
+      <w:outlineLvl w:val="0"/>
+      <w:keepNext w:val="0"/>
+      <w:keepLines w:val="0"/>
+    </w:pPr>
+  </w:style>
+  <w:style w:type="paragraph" w:styleId="Heading2">
+    <w:name w:val="heading 2"/>
+    <w:basedOn w:val="Normal"/>
+    <w:pPr>
+      <w:outlineLvl w:val="1"/>
+      <w:keepNext w:val="0"/>
+      <w:keepLines w:val="0"/>
+    </w:pPr>
+  </w:style>
 </w:styles>
 </file>